--- a/fossaSoundscapesReport.docx
+++ b/fossaSoundscapesReport.docx
@@ -150,7 +150,7 @@
         <w:pStyle w:val="BodyText"/>
       </w:pPr>
       <w:r>
-        <w:t xml:space="preserve">July 28, 2023</w:t>
+        <w:t xml:space="preserve">August 8, 2023</w:t>
       </w:r>
     </w:p>
     <w:bookmarkStart w:id="25" w:name="background"/>
@@ -175,7 +175,18 @@
         <w:pStyle w:val="BodyText"/>
       </w:pPr>
       <w:r>
-        <w:t xml:space="preserve">There are a number of analytical approaches to assessing the marine soundscape and there is ongoing effort to standardize these efforts. The National Center for Environmental Information (NCEI) hosts a growing archive of soundscape metrics, and while this data is freely available, scientists need tools to aggregate this data and integrate with other data products to provide context for studies for acoustic ecology (#fig-miksis, from Miksis-Olds, et al. 2018).</w:t>
+        <w:t xml:space="preserve">There are a number of analytical approaches to assessing the marine soundscape and there is ongoing effort to standardize these efforts. The National Center for Environmental Information (NCEI) hosts a growing archive of soundscape metrics, and while this data is freely available, scientists need tools to aggregate this data and integrate with other data products to provide context for studies for acoustic ecology (</w:t>
+      </w:r>
+      <w:hyperlink w:anchor="fig-miksis">
+        <w:r>
+          <w:rPr>
+            <w:rStyle w:val="Hyperlink"/>
+          </w:rPr>
+          <w:t xml:space="preserve">Figure 1</w:t>
+        </w:r>
+      </w:hyperlink>
+      <w:r>
+        <w:t xml:space="preserve">, from Miksis-Olds, et al. 2018).</w:t>
       </w:r>
     </w:p>
     <w:tbl>
@@ -199,7 +210,7 @@
               <w:r>
                 <w:drawing>
                   <wp:inline>
-                    <wp:extent cx="4273576" cy="3141097"/>
+                    <wp:extent cx="3905250" cy="2870376"/>
                     <wp:effectExtent b="0" l="0" r="0" t="0"/>
                     <wp:docPr descr="" title="" id="21" name="Picture"/>
                     <a:graphic>
@@ -220,7 +231,7 @@
                           <pic:spPr bwMode="auto">
                             <a:xfrm>
                               <a:off x="0" y="0"/>
-                              <a:ext cx="4273576" cy="3141097"/>
+                              <a:ext cx="3905250" cy="2870376"/>
                             </a:xfrm>
                             <a:prstGeom prst="rect">
                               <a:avLst/>
@@ -262,7 +273,7 @@
         <w:pStyle w:val="BodyText"/>
       </w:pPr>
       <w:r>
-        <w:t xml:space="preserve">Southwest Fisheries Science Center has developed FOSSA (Free and Open Source Software for Acoustics), a series of interconnected software packages for systematic and efficient processing of passive acoustic data for cetacean population assessment. Currently FOSSA consists of three software packages written in R programming language and published on CRAN:PAMpal (Sakai 2023b), BANTER (Archer 2022), and PAMmisc (Sakai 2023a). PAMpal serves to extract acoustic data analyzed in PAMguard open source software (pamguard.org), provide measures of acoustic data, integrate acoustic detections with environmental data products (ERDDAP, Simmons 2020), and prepare data for downstream processing. The structured format of PAMpal provides a platform for integrating detection of marine mammal events with alternative data products, such as soundscape metrics, in an easy to use package that encourages replication of results and comparison of results from different studies to provide improved geographic and temporal analyses.</w:t>
+        <w:t xml:space="preserve">Southwest Fisheries Science Center has developed FOSSA (Free and Open Source Software for Acoustics), a series of interconnected software packages for systematic and efficient processing of passive acoustic data for cetacean population assessment. Currently FOSSA consists of three software packages written in R programming language and published on CRAN: PAMpal (Sakai 2023b), BANTER (Archer 2022), and PAMmisc (Sakai 2023a). PAMpal serves to extract acoustic data analyzed in PAMguard open source software (pamguard.org), provide measures of acoustic data, integrate acoustic detections with environmental data products (ERDDAP, Simmons 2020), and prepare data for downstream processing. The structured format of PAMpal provides a platform for integrating detection of marine mammal events with alternative data products, such as soundscape metrics, in an easy to use package that encourages replication of results and comparison of results from different studies to provide improved geographic and temporal analyses.</w:t>
       </w:r>
     </w:p>
     <w:p>
@@ -274,7 +285,7 @@
       </w:r>
     </w:p>
     <w:bookmarkEnd w:id="25"/>
-    <w:bookmarkStart w:id="35" w:name="research-objectives-and-results"/>
+    <w:bookmarkStart w:id="36" w:name="research-objectives-and-results"/>
     <w:p>
       <w:pPr>
         <w:pStyle w:val="Heading1"/>
@@ -310,7 +321,7 @@
         </w:numPr>
       </w:pPr>
       <w:r>
-        <w:t xml:space="preserve">Access to AIS ship track data is notoriously complicated and while there are several open source websites to access AIS data, developing an automated process to download appropriate data is difficult. Here we created a function that will identify the appropriate time and location (latitude/longitude) based on an existing user dataset and then download the appropriate AIS files from Marine Cadastre (https://marinecadastre.gov/). There are additional functions to subset AIS data to suit your regional needs, read AIS data into R, and match AIS data to an existing user dataset. These functions are part of the new PAMscapes R package (currently hosted on Github with intended publication to CRAN by the end of the calendar year 2024). A tutorial</w:t>
+        <w:t xml:space="preserve">Access to AIS ship track data is notoriously complicated and while there are several open source websites to access AIS data, developing an automated process to download appropriate data is difficult. Here we created a function that will identify the appropriate time and location (latitude/longitude) based on an existing user dataset and then download the appropriate AIS files from Marine Cadastre (https://marinecadastre.gov/). There are additional functions to subset AIS data to suit your regional needs (e.g. area sampled around the point), read AIS data into R, and match AIS data to an existing user dataset. These functions are part of the new PAMscapes R package (currently hosted on Github with intended publication to CRAN by the end of the calendar year 2024). A tutorial</w:t>
       </w:r>
       <w:r>
         <w:t xml:space="preserve"> </w:t>
@@ -328,7 +339,7 @@
         <w:t xml:space="preserve"> </w:t>
       </w:r>
       <w:r>
-        <w:t xml:space="preserve">is provided on the PAMscapes Github repository.</w:t>
+        <w:t xml:space="preserve">is provided on the PAMscapes Github repository (https://github.com/TaikiSan21/PAMscapes).</w:t>
       </w:r>
     </w:p>
     <w:p>
@@ -408,7 +419,54 @@
         </w:numPr>
       </w:pPr>
       <w:r>
-        <w:t xml:space="preserve">There are a number of approaches to calculating soundscape metrics, and each of these methods creates somewhat different output. We developed functions that can read in soundscape metrics saved as csv files and containing XX variables, with the specific variable names YY.</w:t>
+        <w:t xml:space="preserve">There are a number of software approaches to convert audio data into soundscape metrics, and each of these methods creates somewhat different output depending on the processing steps. Triton’s Soundscape-Metric software was developed to support SanctSound Project by outputting standardized sound pressure level metrics from calibrated audio data (https://github.com/MarineBioAcousticsRC/Triton/tree/master/Remoras/Soundscape-Metrics). Other software used by the PAM community include MANTA (https://bitbucket.org/CLO-BRP/manta-wiki/wiki/MANTA%20Software) and PyPAM (https://github.com/lifewatch/pypam) both with standardized sound level output formats, including netCDF format.</w:t>
+      </w:r>
+    </w:p>
+    <w:p>
+      <w:pPr>
+        <w:numPr>
+          <w:ilvl w:val="0"/>
+          <w:numId w:val="1000"/>
+        </w:numPr>
+      </w:pPr>
+      <w:r>
+        <w:t xml:space="preserve">We developed functions that can read in soundscape metrics saved as CSV files from both MANTA and Triton software. CSV outputs from other sources are also supported, provided that they meet minimal formatting requirements (full details available in the</w:t>
+      </w:r>
+      <w:r>
+        <w:t xml:space="preserve"> </w:t>
+      </w:r>
+      <w:r>
+        <w:t xml:space="preserve">‘</w:t>
+      </w:r>
+      <w:r>
+        <w:t xml:space="preserve">PAMscapesTutorial.rmd</w:t>
+      </w:r>
+      <w:r>
+        <w:t xml:space="preserve">’</w:t>
+      </w:r>
+      <w:r>
+        <w:t xml:space="preserve"> </w:t>
+      </w:r>
+      <w:r>
+        <w:t xml:space="preserve">provided on GitHub). Any time resolution is accepted. A tutorial</w:t>
+      </w:r>
+      <w:r>
+        <w:t xml:space="preserve"> </w:t>
+      </w:r>
+      <w:r>
+        <w:t xml:space="preserve">‘</w:t>
+      </w:r>
+      <w:r>
+        <w:t xml:space="preserve">PAMscapesTutorial</w:t>
+      </w:r>
+      <w:r>
+        <w:t xml:space="preserve">’</w:t>
+      </w:r>
+      <w:r>
+        <w:t xml:space="preserve"> </w:t>
+      </w:r>
+      <w:r>
+        <w:t xml:space="preserve">is provided on the PAMscapes Github repository (https://github.com/TaikiSan21/PAMscapes).</w:t>
       </w:r>
     </w:p>
     <w:p>
@@ -430,7 +488,7 @@
         </w:numPr>
       </w:pPr>
       <w:r>
-        <w:t xml:space="preserve">Once data are merged, we created a number of common summaries and visualizations. the</w:t>
+        <w:t xml:space="preserve">Once data are merged, there are a number of common summaries and visualizations that can be easily applied to the data. The</w:t>
       </w:r>
       <w:r>
         <w:t xml:space="preserve"> </w:t>
@@ -448,7 +506,115 @@
         <w:t xml:space="preserve"> </w:t>
       </w:r>
       <w:r>
-        <w:t xml:space="preserve">summarized the raw AIS data (creating additional rows of data) to inform the presence, speed, and distance of ships to any point in the user dataset. PAMscapes readily creates time series plots of user selected variables as either line or heat map plots. The PAMscapes Tutorial provides additional guidance to personalize these plots. Since PAMscapes readily merges data with acoustic detection data processed in PAMpal, this allows for plotting a time series of the Acoustic Scene (see example, below).</w:t>
+        <w:t xml:space="preserve">function summarized the raw AIS data to inform the presence, speed, and distance of ships to any point in the user dataset. PAMscapes readily creates time series plots of user selected variables as either line or heat map plots. The PAMscapes Tutorial provides additional guidance to personalize these plots. Since PAMscapes readily merges data with acoustic detection data processed in PAMpal, this allows for plotting a time series of the Acoustic Scene (</w:t>
+      </w:r>
+      <w:hyperlink w:anchor="fig-acousticScene">
+        <w:r>
+          <w:rPr>
+            <w:rStyle w:val="Hyperlink"/>
+          </w:rPr>
+          <w:t xml:space="preserve">Figure 2</w:t>
+        </w:r>
+      </w:hyperlink>
+      <w:r>
+        <w:t xml:space="preserve">).</w:t>
+      </w:r>
+    </w:p>
+    <w:tbl>
+      <w:tblPr>
+        <w:tblStyle w:val="Table"/>
+        <w:tblW w:type="pct" w:w="5000"/>
+        <w:tblLook w:firstRow="0" w:lastRow="0" w:firstColumn="0" w:lastColumn="0" w:noHBand="0" w:noVBand="0" w:val="0000"/>
+      </w:tblPr>
+      <w:tblGrid>
+        <w:gridCol w:w="7920"/>
+      </w:tblGrid>
+      <w:tr>
+        <w:tc>
+          <w:tcPr/>
+          <w:bookmarkStart w:id="29" w:name="fig-acousticScene"/>
+          <w:p>
+            <w:pPr>
+              <w:numPr>
+                <w:ilvl w:val="0"/>
+                <w:numId w:val="1000"/>
+              </w:numPr>
+              <w:pStyle w:val="Figure"/>
+              <w:jc w:val="center"/>
+            </w:pPr>
+            <w:r>
+              <w:drawing>
+                <wp:inline>
+                  <wp:extent cx="4905375" cy="2468556"/>
+                  <wp:effectExtent b="0" l="0" r="0" t="0"/>
+                  <wp:docPr descr="" title="" id="27" name="Picture"/>
+                  <a:graphic>
+                    <a:graphicData uri="http://schemas.openxmlformats.org/drawingml/2006/picture">
+                      <pic:pic>
+                        <pic:nvPicPr>
+                          <pic:cNvPr descr="figures/AcousticScene.jpeg" id="28" name="Picture"/>
+                          <pic:cNvPicPr>
+                            <a:picLocks noChangeArrowheads="1" noChangeAspect="1"/>
+                          </pic:cNvPicPr>
+                        </pic:nvPicPr>
+                        <pic:blipFill>
+                          <a:blip r:embed="rId26"/>
+                          <a:stretch>
+                            <a:fillRect/>
+                          </a:stretch>
+                        </pic:blipFill>
+                        <pic:spPr bwMode="auto">
+                          <a:xfrm>
+                            <a:off x="0" y="0"/>
+                            <a:ext cx="4905375" cy="2468556"/>
+                          </a:xfrm>
+                          <a:prstGeom prst="rect">
+                            <a:avLst/>
+                          </a:prstGeom>
+                          <a:noFill/>
+                          <a:ln w="9525">
+                            <a:noFill/>
+                            <a:headEnd/>
+                            <a:tailEnd/>
+                          </a:ln>
+                        </pic:spPr>
+                      </pic:pic>
+                    </a:graphicData>
+                  </a:graphic>
+                </wp:inline>
+              </w:drawing>
+            </w:r>
+          </w:p>
+          <w:p>
+            <w:pPr>
+              <w:numPr>
+                <w:ilvl w:val="0"/>
+                <w:numId w:val="1000"/>
+              </w:numPr>
+              <w:jc w:val="center"/>
+            </w:pPr>
+            <w:pPr>
+              <w:jc w:val="start"/>
+              <w:spacing w:before="200"/>
+              <w:pStyle w:val="ImageCaption"/>
+            </w:pPr>
+            <w:r>
+              <w:t xml:space="preserve">Figure 2: Example of Acoustic Scene visualization created using PAMscapes using acoustic detection data provided by PAMpal.</w:t>
+            </w:r>
+          </w:p>
+          <w:bookmarkEnd w:id="29"/>
+        </w:tc>
+      </w:tr>
+    </w:tbl>
+    <w:p>
+      <w:pPr>
+        <w:numPr>
+          <w:ilvl w:val="0"/>
+          <w:numId w:val="1001"/>
+        </w:numPr>
+      </w:pPr>
+      <w:r>
+        <w:t xml:space="preserve">Crowd-Sourced Soundscape Bibliography</w:t>
       </w:r>
     </w:p>
     <w:p>
@@ -459,71 +625,10 @@
         </w:numPr>
       </w:pPr>
       <w:r>
-        <w:drawing>
-          <wp:inline>
-            <wp:extent cx="5334000" cy="2684255"/>
-            <wp:effectExtent b="0" l="0" r="0" t="0"/>
-            <wp:docPr descr="" title="" id="27" name="Picture"/>
-            <a:graphic>
-              <a:graphicData uri="http://schemas.openxmlformats.org/drawingml/2006/picture">
-                <pic:pic>
-                  <pic:nvPicPr>
-                    <pic:cNvPr descr="figures/AcousticScene.jpeg" id="28" name="Picture"/>
-                    <pic:cNvPicPr>
-                      <a:picLocks noChangeArrowheads="1" noChangeAspect="1"/>
-                    </pic:cNvPicPr>
-                  </pic:nvPicPr>
-                  <pic:blipFill>
-                    <a:blip r:embed="rId26"/>
-                    <a:stretch>
-                      <a:fillRect/>
-                    </a:stretch>
-                  </pic:blipFill>
-                  <pic:spPr bwMode="auto">
-                    <a:xfrm>
-                      <a:off x="0" y="0"/>
-                      <a:ext cx="5334000" cy="2684255"/>
-                    </a:xfrm>
-                    <a:prstGeom prst="rect">
-                      <a:avLst/>
-                    </a:prstGeom>
-                    <a:noFill/>
-                    <a:ln w="9525">
-                      <a:noFill/>
-                      <a:headEnd/>
-                      <a:tailEnd/>
-                    </a:ln>
-                  </pic:spPr>
-                </pic:pic>
-              </a:graphicData>
-            </a:graphic>
-          </wp:inline>
-        </w:drawing>
-      </w:r>
-    </w:p>
-    <w:p>
-      <w:pPr>
-        <w:numPr>
-          <w:ilvl w:val="0"/>
-          <w:numId w:val="1001"/>
-        </w:numPr>
-      </w:pPr>
-      <w:r>
-        <w:t xml:space="preserve">Crowd-Sourced Soundscape Bibliography</w:t>
-      </w:r>
-    </w:p>
-    <w:p>
-      <w:pPr>
-        <w:numPr>
-          <w:ilvl w:val="0"/>
-          <w:numId w:val="1000"/>
-        </w:numPr>
-      </w:pPr>
-      <w:r>
         <w:t xml:space="preserve">Research on soundscapes is advancing rapidly, and we realized there was a need to create a crowd-sourced bibliography to assist other researchers keep up with advances in the field. To this end, we created an open source Soundscape bibliography on Zotero (https://www.zotero.org/groups/58164/soundscape), with additional information provided on Bioacoustics Stack Exchange (https://bioacoustics.stackexchange.com/questions/1375/is-there-a-central-repository-for-soundscape-literature).</w:t>
       </w:r>
     </w:p>
-    <w:bookmarkStart w:id="29" w:name="conclusions"/>
+    <w:bookmarkStart w:id="30" w:name="conclusions"/>
     <w:p>
       <w:pPr>
         <w:pStyle w:val="Heading2"/>
@@ -537,11 +642,19 @@
         <w:pStyle w:val="FirstParagraph"/>
       </w:pPr>
       <w:r>
-        <w:t xml:space="preserve">The standardized framework provided by the Free and Open Source Software for Acoustics (FOSSA) allows for automation of functions to merge data from other sources (user defined or open source). Many of the functions developed here can stand alone independent of PAMpal; however, the easy assimilation of datasets with acoustic detection of marine mammals allows for automation of complex visualizations, such as the Acoustic Scene plot, with little effort or programming experience. Consideration of additional datasets and visualizations can be considered with little additional effort.</w:t>
-      </w:r>
-    </w:p>
-    <w:bookmarkEnd w:id="29"/>
-    <w:bookmarkStart w:id="34" w:name="references"/>
+        <w:t xml:space="preserve">The standardized framework provided by the Free and Open Source Software for Acoustics (FOSSA) allows for automation of merging soundscape data with data from other sources (user defined or open source). Many of the functions developed here can function independent of other FOSSA software (e.g., PAMpal); however, the easy assimilation of datasets with acoustic detection of marine mammals allows for automation of complex visualizations, such as the Acoustic Scene plot, with little effort or programming experience. Consideration of additional datasets and visualizations can be incorporated with little additional effort.</w:t>
+      </w:r>
+    </w:p>
+    <w:p>
+      <w:pPr>
+        <w:pStyle w:val="BodyText"/>
+      </w:pPr>
+      <w:r>
+        <w:t xml:space="preserve">Software is currently publicly available on Github and will be available on CRAN once the approval process has been completed.</w:t>
+      </w:r>
+    </w:p>
+    <w:bookmarkEnd w:id="30"/>
+    <w:bookmarkStart w:id="35" w:name="references"/>
     <w:p>
       <w:pPr>
         <w:pStyle w:val="Heading2"/>
@@ -555,12 +668,24 @@
         <w:pStyle w:val="FirstParagraph"/>
       </w:pPr>
       <w:r>
-        <w:t xml:space="preserve">Archer, Frederick. 2023. "Banter: BioAcoustic eveNT classifiER."</w:t>
-      </w:r>
-      <w:r>
-        <w:t xml:space="preserve"> </w:t>
-      </w:r>
-      <w:hyperlink r:id="rId30">
+        <w:t xml:space="preserve">Archer, Frederick. 2023.</w:t>
+      </w:r>
+      <w:r>
+        <w:t xml:space="preserve"> </w:t>
+      </w:r>
+      <w:r>
+        <w:t xml:space="preserve">“</w:t>
+      </w:r>
+      <w:r>
+        <w:t xml:space="preserve">Banter: BioAcoustic eveNT classifiER.</w:t>
+      </w:r>
+      <w:r>
+        <w:t xml:space="preserve">”</w:t>
+      </w:r>
+      <w:r>
+        <w:t xml:space="preserve"> </w:t>
+      </w:r>
+      <w:hyperlink r:id="rId31">
         <w:r>
           <w:rPr>
             <w:rStyle w:val="Hyperlink"/>
@@ -594,7 +719,7 @@
       <w:r>
         <w:t xml:space="preserve"> </w:t>
       </w:r>
-      <w:hyperlink r:id="rId31">
+      <w:hyperlink r:id="rId32">
         <w:r>
           <w:rPr>
             <w:rStyle w:val="Hyperlink"/>
@@ -608,12 +733,24 @@
         <w:pStyle w:val="BodyText"/>
       </w:pPr>
       <w:r>
-        <w:t xml:space="preserve">Sakai, Taiki. 2023b. "PAMpal: Load and Process Passive Acoustic Data."</w:t>
-      </w:r>
-      <w:r>
-        <w:t xml:space="preserve"> </w:t>
-      </w:r>
-      <w:hyperlink r:id="rId32">
+        <w:t xml:space="preserve">Sakai, Taiki. 2023b.</w:t>
+      </w:r>
+      <w:r>
+        <w:t xml:space="preserve"> </w:t>
+      </w:r>
+      <w:r>
+        <w:t xml:space="preserve">“</w:t>
+      </w:r>
+      <w:r>
+        <w:t xml:space="preserve">PAMpal: Load and Process Passive Acoustic Data.</w:t>
+      </w:r>
+      <w:r>
+        <w:t xml:space="preserve">”</w:t>
+      </w:r>
+      <w:r>
+        <w:t xml:space="preserve"> </w:t>
+      </w:r>
+      <w:hyperlink r:id="rId33">
         <w:r>
           <w:rPr>
             <w:rStyle w:val="Hyperlink"/>
@@ -635,7 +772,7 @@
       <w:r>
         <w:t xml:space="preserve"> </w:t>
       </w:r>
-      <w:hyperlink r:id="rId33">
+      <w:hyperlink r:id="rId34">
         <w:r>
           <w:rPr>
             <w:rStyle w:val="Hyperlink"/>
@@ -647,8 +784,8 @@
         <w:t xml:space="preserve">.</w:t>
       </w:r>
     </w:p>
-    <w:bookmarkEnd w:id="34"/>
     <w:bookmarkEnd w:id="35"/>
+    <w:bookmarkEnd w:id="36"/>
     <w:sectPr/>
   </w:body>
 </w:document>

--- a/fossaSoundscapesReport.docx
+++ b/fossaSoundscapesReport.docx
@@ -1,145 +1,51 @@
 
 <file path=word/document.xml><?xml version="1.0" encoding="utf-8"?>
-<w:document xmlns:w="http://schemas.openxmlformats.org/wordprocessingml/2006/main" xmlns:m="http://schemas.openxmlformats.org/officeDocument/2006/math" xmlns:r="http://schemas.openxmlformats.org/officeDocument/2006/relationships" xmlns:o="urn:schemas-microsoft-com:office:office" xmlns:v="urn:schemas-microsoft-com:vml" xmlns:w10="urn:schemas-microsoft-com:office:word" xmlns:a="http://schemas.openxmlformats.org/drawingml/2006/main" xmlns:pic="http://schemas.openxmlformats.org/drawingml/2006/picture" xmlns:wp="http://schemas.openxmlformats.org/drawingml/2006/wordprocessingDrawing">
+<w:document xmlns:wpc="http://schemas.microsoft.com/office/word/2010/wordprocessingCanvas" xmlns:cx="http://schemas.microsoft.com/office/drawing/2014/chartex" xmlns:cx1="http://schemas.microsoft.com/office/drawing/2015/9/8/chartex" xmlns:cx2="http://schemas.microsoft.com/office/drawing/2015/10/21/chartex" xmlns:cx3="http://schemas.microsoft.com/office/drawing/2016/5/9/chartex" xmlns:cx4="http://schemas.microsoft.com/office/drawing/2016/5/10/chartex" xmlns:cx5="http://schemas.microsoft.com/office/drawing/2016/5/11/chartex" xmlns:cx6="http://schemas.microsoft.com/office/drawing/2016/5/12/chartex" xmlns:cx7="http://schemas.microsoft.com/office/drawing/2016/5/13/chartex" xmlns:cx8="http://schemas.microsoft.com/office/drawing/2016/5/14/chartex" xmlns:mc="http://schemas.openxmlformats.org/markup-compatibility/2006" xmlns:aink="http://schemas.microsoft.com/office/drawing/2016/ink" xmlns:am3d="http://schemas.microsoft.com/office/drawing/2017/model3d" xmlns:o="urn:schemas-microsoft-com:office:office" xmlns:r="http://schemas.openxmlformats.org/officeDocument/2006/relationships" xmlns:m="http://schemas.openxmlformats.org/officeDocument/2006/math" xmlns:v="urn:schemas-microsoft-com:vml" xmlns:wp14="http://schemas.microsoft.com/office/word/2010/wordprocessingDrawing" xmlns:wp="http://schemas.openxmlformats.org/drawingml/2006/wordprocessingDrawing" xmlns:w10="urn:schemas-microsoft-com:office:word" xmlns:w="http://schemas.openxmlformats.org/wordprocessingml/2006/main" xmlns:w14="http://schemas.microsoft.com/office/word/2010/wordml" xmlns:w15="http://schemas.microsoft.com/office/word/2012/wordml" xmlns:w16cex="http://schemas.microsoft.com/office/word/2018/wordml/cex" xmlns:w16cid="http://schemas.microsoft.com/office/word/2016/wordml/cid" xmlns:w16="http://schemas.microsoft.com/office/word/2018/wordml" xmlns:w16sdtdh="http://schemas.microsoft.com/office/word/2020/wordml/sdtdatahash" xmlns:w16se="http://schemas.microsoft.com/office/word/2015/wordml/symex" xmlns:wpg="http://schemas.microsoft.com/office/word/2010/wordprocessingGroup" xmlns:wpi="http://schemas.microsoft.com/office/word/2010/wordprocessingInk" xmlns:wne="http://schemas.microsoft.com/office/word/2006/wordml" xmlns:wps="http://schemas.microsoft.com/office/word/2010/wordprocessingShape" mc:Ignorable="w14 w15 w16se w16cid w16 w16cex w16sdtdh wp14">
   <w:body>
     <w:p>
       <w:pPr>
         <w:pStyle w:val="Title"/>
-      </w:pPr>
-      <w:r>
-        <w:t xml:space="preserve">Biotic,</w:t>
-      </w:r>
-      <w:r>
-        <w:t xml:space="preserve"> </w:t>
-      </w:r>
-      <w:r>
-        <w:t xml:space="preserve">Abiotic,</w:t>
-      </w:r>
-      <w:r>
-        <w:t xml:space="preserve"> </w:t>
-      </w:r>
-      <w:r>
-        <w:t xml:space="preserve">and</w:t>
-      </w:r>
-      <w:r>
-        <w:t xml:space="preserve"> </w:t>
-      </w:r>
-      <w:r>
-        <w:t xml:space="preserve">Anthropogenic</w:t>
-      </w:r>
-      <w:r>
-        <w:t xml:space="preserve"> </w:t>
-      </w:r>
-      <w:r>
-        <w:t xml:space="preserve">Contributors</w:t>
-      </w:r>
-      <w:r>
-        <w:t xml:space="preserve"> </w:t>
-      </w:r>
-      <w:r>
-        <w:t xml:space="preserve">to</w:t>
-      </w:r>
-      <w:r>
-        <w:t xml:space="preserve"> </w:t>
-      </w:r>
-      <w:r>
-        <w:t xml:space="preserve">Soundscapes:</w:t>
-      </w:r>
-      <w:r>
-        <w:t xml:space="preserve"> </w:t>
-      </w:r>
-      <w:r>
-        <w:t xml:space="preserve">Development</w:t>
-      </w:r>
-      <w:r>
-        <w:t xml:space="preserve"> </w:t>
-      </w:r>
-      <w:r>
-        <w:t xml:space="preserve">of</w:t>
-      </w:r>
-      <w:r>
-        <w:t xml:space="preserve"> </w:t>
-      </w:r>
-      <w:r>
-        <w:t xml:space="preserve">an</w:t>
-      </w:r>
-      <w:r>
-        <w:t xml:space="preserve"> </w:t>
-      </w:r>
-      <w:r>
-        <w:t xml:space="preserve">Open-Source</w:t>
-      </w:r>
-      <w:r>
-        <w:t xml:space="preserve"> </w:t>
-      </w:r>
-      <w:r>
-        <w:t xml:space="preserve">Method</w:t>
-      </w:r>
-      <w:r>
-        <w:t xml:space="preserve"> </w:t>
-      </w:r>
-      <w:r>
-        <w:t xml:space="preserve">for</w:t>
-      </w:r>
-      <w:r>
-        <w:t xml:space="preserve"> </w:t>
-      </w:r>
-      <w:r>
-        <w:t xml:space="preserve">Data</w:t>
-      </w:r>
-      <w:r>
-        <w:t xml:space="preserve"> </w:t>
-      </w:r>
-      <w:r>
-        <w:t xml:space="preserve">Integration</w:t>
-      </w:r>
-      <w:r>
-        <w:t xml:space="preserve"> </w:t>
-      </w:r>
-      <w:r>
-        <w:t xml:space="preserve">&amp;</w:t>
-      </w:r>
-      <w:r>
-        <w:t xml:space="preserve"> </w:t>
-      </w:r>
-      <w:r>
-        <w:t xml:space="preserve">Visualization</w:t>
+        <w:spacing w:before="0"/>
+        <w:rPr>
+          <w:sz w:val="28"/>
+          <w:szCs w:val="28"/>
+        </w:rPr>
+      </w:pPr>
+      <w:r>
+        <w:rPr>
+          <w:sz w:val="28"/>
+          <w:szCs w:val="28"/>
+        </w:rPr>
+        <w:t>Biotic, Abiotic, and Anthropogenic Contributors to Soundscapes: Development of an Open-Source Method for Data Integration &amp; Visualization</w:t>
       </w:r>
     </w:p>
     <w:p>
       <w:pPr>
         <w:pStyle w:val="FirstParagraph"/>
+        <w:spacing w:after="0"/>
       </w:pPr>
       <w:r>
         <w:rPr>
+          <w:i/>
           <w:iCs/>
-          <w:i/>
         </w:rPr>
-        <w:t xml:space="preserve">Investigators:</w:t>
+        <w:t>Investigators:</w:t>
       </w:r>
       <w:r>
         <w:br/>
-      </w:r>
-      <w:r>
-        <w:t xml:space="preserve">Shannon Rankin, Southwest Fisheries Science Center, La Jolla, CA 92037</w:t>
+        <w:t>Shannon Rankin, Southwest Fisheries Science Center, La Jolla, CA 92037</w:t>
       </w:r>
       <w:r>
         <w:br/>
-      </w:r>
-      <w:r>
-        <w:t xml:space="preserve">Taiki Sakai, Contractor with Ocean Associates for SWFSC, La Jolla, CA 92037</w:t>
+        <w:t>Taiki Sakai, Contractor with Ocean Associates for SWFSC, La Jolla, CA 92037</w:t>
       </w:r>
       <w:r>
         <w:br/>
-      </w:r>
-      <w:r>
-        <w:t xml:space="preserve">Anne Simonis, Contractor with Ocean Associates for SWFSC, La Jolla, CA 92037</w:t>
+        <w:t>Anne Simonis, Contractor with Ocean Associates for SWFSC, La Jolla, CA 92037</w:t>
       </w:r>
       <w:r>
         <w:br/>
-      </w:r>
-      <w:r>
-        <w:t xml:space="preserve">Megan McKenna, National Marine Sanctuary Foundation, Pacific Grove, CA 93950</w:t>
+        <w:t>Megan McKenna, National Marine Sanctuary Foundation, Pacific Grove, CA 93950</w:t>
       </w:r>
       <w:r>
         <w:br/>
@@ -148,26 +54,36 @@
     <w:p>
       <w:pPr>
         <w:pStyle w:val="BodyText"/>
-      </w:pPr>
-      <w:r>
-        <w:t xml:space="preserve">August 8, 2023</w:t>
-      </w:r>
-    </w:p>
-    <w:bookmarkStart w:id="25" w:name="background"/>
+        <w:spacing w:before="0"/>
+      </w:pPr>
+      <w:r>
+        <w:t>November 1, 2023</w:t>
+      </w:r>
+    </w:p>
     <w:p>
       <w:pPr>
         <w:pStyle w:val="Heading1"/>
-      </w:pPr>
-      <w:r>
-        <w:t xml:space="preserve">Background</w:t>
+        <w:rPr>
+          <w:sz w:val="28"/>
+          <w:szCs w:val="28"/>
+        </w:rPr>
+      </w:pPr>
+      <w:bookmarkStart w:id="0" w:name="background"/>
+      <w:r>
+        <w:rPr>
+          <w:sz w:val="28"/>
+          <w:szCs w:val="28"/>
+        </w:rPr>
+        <w:t>Background</w:t>
       </w:r>
     </w:p>
     <w:p>
       <w:pPr>
         <w:pStyle w:val="FirstParagraph"/>
-      </w:pPr>
-      <w:r>
-        <w:t xml:space="preserve">There is increased awareness that the ocean soundscape provides valuable insight into the health of the marine environment, and the increase in passive acoustic monitoring provides expanded opportunities to integrate soundscape analysis into existing or emerging studies. With increased consideration of sustainable development related to offshore renewable energy, it is important that NOAA provides data products in a transparent and reproducible manner.</w:t>
+        <w:spacing w:before="0"/>
+      </w:pPr>
+      <w:r>
+        <w:t>There is increased awareness that the ocean soundscape provides valuable insight into the health of the marine environment, and the increase in passive acoustic monitoring provides expanded opportunities to integrate soundscape analysis into existing or emerging studies. With increased consideration of sustainable development related to offshore renewable energy, it is important that NOAA provides data products in a transparent and reproducible manner.</w:t>
       </w:r>
     </w:p>
     <w:p>
@@ -175,390 +91,69 @@
         <w:pStyle w:val="BodyText"/>
       </w:pPr>
       <w:r>
-        <w:t xml:space="preserve">There are a number of analytical approaches to assessing the marine soundscape and there is ongoing effort to standardize these efforts. The National Center for Environmental Information (NCEI) hosts a growing archive of soundscape metrics, and while this data is freely available, scientists need tools to aggregate this data and integrate with other data products to provide context for studies for acoustic ecology (</w:t>
+        <w:t>There are a number of analytical approaches to assessing the marine soundscape and there is ongoing effort to standardize these efforts. The National Center for Environmental Information (NCEI) hosts a growing archive of soundscape metrics, and while this data is freely available, scientists need tools to aggregate this data and integrate with other data products to provide context for studies for acoustic ecology (</w:t>
       </w:r>
       <w:hyperlink w:anchor="fig-miksis">
         <w:r>
           <w:rPr>
             <w:rStyle w:val="Hyperlink"/>
           </w:rPr>
-          <w:t xml:space="preserve">Figure 1</w:t>
+          <w:t>Figure 1</w:t>
         </w:r>
       </w:hyperlink>
       <w:r>
-        <w:t xml:space="preserve">, from Miksis-Olds, et al. 2018).</w:t>
+        <w:t>, from Miksis-Olds, et al. 2018).</w:t>
       </w:r>
     </w:p>
     <w:tbl>
       <w:tblPr>
         <w:tblStyle w:val="Table"/>
-        <w:tblW w:type="pct" w:w="5000"/>
-        <w:tblLook w:firstRow="0" w:lastRow="0" w:firstColumn="0" w:lastColumn="0" w:noHBand="0" w:noVBand="0" w:val="0000"/>
+        <w:tblW w:w="5000" w:type="pct"/>
+        <w:tblLook w:val="0000" w:firstRow="0" w:lastRow="0" w:firstColumn="0" w:lastColumn="0" w:noHBand="0" w:noVBand="0"/>
       </w:tblPr>
       <w:tblGrid>
-        <w:gridCol w:w="7920"/>
+        <w:gridCol w:w="9576"/>
       </w:tblGrid>
       <w:tr>
         <w:tc>
-          <w:tcPr/>
-          <w:bookmarkStart w:id="24" w:name="fig-miksis"/>
+          <w:tcPr>
+            <w:tcW w:w="0" w:type="auto"/>
+          </w:tcPr>
+          <w:bookmarkStart w:id="1" w:name="fig-miksis"/>
           <w:p>
             <w:pPr>
               <w:jc w:val="center"/>
             </w:pPr>
-            <w:hyperlink r:id="rId23">
-              <w:r>
-                <w:drawing>
-                  <wp:inline>
-                    <wp:extent cx="3905250" cy="2870376"/>
-                    <wp:effectExtent b="0" l="0" r="0" t="0"/>
-                    <wp:docPr descr="" title="" id="21" name="Picture"/>
-                    <a:graphic>
-                      <a:graphicData uri="http://schemas.openxmlformats.org/drawingml/2006/picture">
-                        <pic:pic>
-                          <pic:nvPicPr>
-                            <pic:cNvPr descr="figures/Miksis-Olds_Fig2_AcousticsToday_2018.PNG" id="22" name="Picture"/>
-                            <pic:cNvPicPr>
-                              <a:picLocks noChangeArrowheads="1" noChangeAspect="1"/>
-                            </pic:cNvPicPr>
-                          </pic:nvPicPr>
-                          <pic:blipFill>
-                            <a:blip r:embed="rId20"/>
-                            <a:stretch>
-                              <a:fillRect/>
-                            </a:stretch>
-                          </pic:blipFill>
-                          <pic:spPr bwMode="auto">
-                            <a:xfrm>
-                              <a:off x="0" y="0"/>
-                              <a:ext cx="3905250" cy="2870376"/>
-                            </a:xfrm>
-                            <a:prstGeom prst="rect">
-                              <a:avLst/>
-                            </a:prstGeom>
-                            <a:noFill/>
-                            <a:ln w="9525">
-                              <a:noFill/>
-                              <a:headEnd/>
-                              <a:tailEnd/>
-                            </a:ln>
-                          </pic:spPr>
-                        </pic:pic>
-                      </a:graphicData>
-                    </a:graphic>
-                  </wp:inline>
-                </w:drawing>
-              </w:r>
-            </w:hyperlink>
-          </w:p>
-          <w:p>
-            <w:pPr>
-              <w:jc w:val="center"/>
-            </w:pPr>
-            <w:pPr>
-              <w:jc w:val="start"/>
-              <w:spacing w:before="200"/>
-              <w:pStyle w:val="ImageCaption"/>
-            </w:pPr>
             <w:r>
-              <w:t xml:space="preserve">Figure 1: Soundscape presented within the context of acoustic ecology. Green boxes and arrows, natural factors: behavioral ecology, acoustic behavior, and abiotic and biotic factors contributing to (outgoing arrows) or impacted by (incoming arrows) the soundscape (blue box and arrows); red box and arrows, interactions and influences of human activity related to or impacting the soundscape. From Miksis-Olds et al. 2018 (Figure 2), adapted from van Opzeeland and Miksis-Olds (2012, Figure 1).</w:t>
+              <w:fldChar w:fldCharType="begin"/>
             </w:r>
-          </w:p>
-          <w:bookmarkEnd w:id="24"/>
-        </w:tc>
-      </w:tr>
-    </w:tbl>
-    <w:p>
-      <w:pPr>
-        <w:pStyle w:val="BodyText"/>
-      </w:pPr>
-      <w:r>
-        <w:t xml:space="preserve">Southwest Fisheries Science Center has developed FOSSA (Free and Open Source Software for Acoustics), a series of interconnected software packages for systematic and efficient processing of passive acoustic data for cetacean population assessment. Currently FOSSA consists of three software packages written in R programming language and published on CRAN: PAMpal (Sakai 2023b), BANTER (Archer 2022), and PAMmisc (Sakai 2023a). PAMpal serves to extract acoustic data analyzed in PAMguard open source software (pamguard.org), provide measures of acoustic data, integrate acoustic detections with environmental data products (ERDDAP, Simmons 2020), and prepare data for downstream processing. The structured format of PAMpal provides a platform for integrating detection of marine mammal events with alternative data products, such as soundscape metrics, in an easy to use package that encourages replication of results and comparison of results from different studies to provide improved geographic and temporal analyses.</w:t>
-      </w:r>
-    </w:p>
-    <w:p>
-      <w:pPr>
-        <w:pStyle w:val="BodyText"/>
-      </w:pPr>
-      <w:r>
-        <w:t xml:space="preserve">This report outlines the expansion of the FOSSA framework by creating PAMscapes, an open source software package written in R programming language that serves to integrate and visualize soundscape metrics with contributors to soundscape (including weather, AIS ship tracks, and acoustic detections of biological species). These functionalities and tutorials will be published on CRAN, allowing for adoptions across NOAA science centers and the global acoustics community.</w:t>
-      </w:r>
-    </w:p>
-    <w:bookmarkEnd w:id="25"/>
-    <w:bookmarkStart w:id="36" w:name="research-objectives-and-results"/>
-    <w:p>
-      <w:pPr>
-        <w:pStyle w:val="Heading1"/>
-      </w:pPr>
-      <w:r>
-        <w:t xml:space="preserve">Research Objectives and Results</w:t>
-      </w:r>
-    </w:p>
-    <w:p>
-      <w:pPr>
-        <w:pStyle w:val="FirstParagraph"/>
-      </w:pPr>
-      <w:r>
-        <w:t xml:space="preserve">Expand FOSSA by integrating data representing various contributors to the marine soundscape, including:</w:t>
-      </w:r>
-    </w:p>
-    <w:p>
-      <w:pPr>
-        <w:numPr>
-          <w:ilvl w:val="0"/>
-          <w:numId w:val="1001"/>
-        </w:numPr>
-      </w:pPr>
-      <w:r>
-        <w:t xml:space="preserve">AIS ship tracks</w:t>
-      </w:r>
-    </w:p>
-    <w:p>
-      <w:pPr>
-        <w:numPr>
-          <w:ilvl w:val="0"/>
-          <w:numId w:val="1000"/>
-        </w:numPr>
-      </w:pPr>
-      <w:r>
-        <w:t xml:space="preserve">Access to AIS ship track data is notoriously complicated and while there are several open source websites to access AIS data, developing an automated process to download appropriate data is difficult. Here we created a function that will identify the appropriate time and location (latitude/longitude) based on an existing user dataset and then download the appropriate AIS files from Marine Cadastre (https://marinecadastre.gov/). There are additional functions to subset AIS data to suit your regional needs (e.g. area sampled around the point), read AIS data into R, and match AIS data to an existing user dataset. These functions are part of the new PAMscapes R package (currently hosted on Github with intended publication to CRAN by the end of the calendar year 2024). A tutorial</w:t>
-      </w:r>
-      <w:r>
-        <w:t xml:space="preserve"> </w:t>
-      </w:r>
-      <w:r>
-        <w:t xml:space="preserve">‘</w:t>
-      </w:r>
-      <w:r>
-        <w:t xml:space="preserve">AISWorkflow</w:t>
-      </w:r>
-      <w:r>
-        <w:t xml:space="preserve">’</w:t>
-      </w:r>
-      <w:r>
-        <w:t xml:space="preserve"> </w:t>
-      </w:r>
-      <w:r>
-        <w:t xml:space="preserve">is provided on the PAMscapes Github repository (https://github.com/TaikiSan21/PAMscapes).</w:t>
-      </w:r>
-    </w:p>
-    <w:p>
-      <w:pPr>
-        <w:numPr>
-          <w:ilvl w:val="0"/>
-          <w:numId w:val="1001"/>
-        </w:numPr>
-      </w:pPr>
-      <w:r>
-        <w:t xml:space="preserve">Weather variables</w:t>
-      </w:r>
-    </w:p>
-    <w:p>
-      <w:pPr>
-        <w:numPr>
-          <w:ilvl w:val="0"/>
-          <w:numId w:val="1000"/>
-        </w:numPr>
-      </w:pPr>
-      <w:r>
-        <w:t xml:space="preserve">Weather (wind, precipitation) can serve as significant contributors to the soundscape. The PAMpal function</w:t>
-      </w:r>
-      <w:r>
-        <w:t xml:space="preserve"> </w:t>
-      </w:r>
-      <w:r>
-        <w:t xml:space="preserve">‘</w:t>
-      </w:r>
-      <w:r>
-        <w:t xml:space="preserve">matchEnvData</w:t>
-      </w:r>
-      <w:r>
-        <w:t xml:space="preserve">’</w:t>
-      </w:r>
-      <w:r>
-        <w:t xml:space="preserve"> </w:t>
-      </w:r>
-      <w:r>
-        <w:t xml:space="preserve">pairs environmental data products from ERDDAP or HYCOM data servers; however, weather data are saved from models developed by the Global Forecasting System (https://rda.ucar.edu/datasets/ds084.1/). PAMscapes includes the</w:t>
-      </w:r>
-      <w:r>
-        <w:t xml:space="preserve"> </w:t>
-      </w:r>
-      <w:r>
-        <w:t xml:space="preserve">‘</w:t>
-      </w:r>
-      <w:r>
-        <w:t xml:space="preserve">matchGFS</w:t>
-      </w:r>
-      <w:r>
-        <w:t xml:space="preserve">’</w:t>
-      </w:r>
-      <w:r>
-        <w:t xml:space="preserve"> </w:t>
-      </w:r>
-      <w:r>
-        <w:t xml:space="preserve">function to access wind and precipitation variables from this server and match it to a user dataset.</w:t>
-      </w:r>
-    </w:p>
-    <w:p>
-      <w:pPr>
-        <w:numPr>
-          <w:ilvl w:val="0"/>
-          <w:numId w:val="1001"/>
-        </w:numPr>
-      </w:pPr>
-      <w:r>
-        <w:t xml:space="preserve">Soundscape data products</w:t>
-      </w:r>
-    </w:p>
-    <w:p>
-      <w:pPr>
-        <w:numPr>
-          <w:ilvl w:val="0"/>
-          <w:numId w:val="1000"/>
-        </w:numPr>
-      </w:pPr>
-      <w:r>
-        <w:t xml:space="preserve">There are a number of software approaches to convert audio data into soundscape metrics, and each of these methods creates somewhat different output depending on the processing steps. Triton’s Soundscape-Metric software was developed to support SanctSound Project by outputting standardized sound pressure level metrics from calibrated audio data (https://github.com/MarineBioAcousticsRC/Triton/tree/master/Remoras/Soundscape-Metrics). Other software used by the PAM community include MANTA (https://bitbucket.org/CLO-BRP/manta-wiki/wiki/MANTA%20Software) and PyPAM (https://github.com/lifewatch/pypam) both with standardized sound level output formats, including netCDF format.</w:t>
-      </w:r>
-    </w:p>
-    <w:p>
-      <w:pPr>
-        <w:numPr>
-          <w:ilvl w:val="0"/>
-          <w:numId w:val="1000"/>
-        </w:numPr>
-      </w:pPr>
-      <w:r>
-        <w:t xml:space="preserve">We developed functions that can read in soundscape metrics saved as CSV files from both MANTA and Triton software. CSV outputs from other sources are also supported, provided that they meet minimal formatting requirements (full details available in the</w:t>
-      </w:r>
-      <w:r>
-        <w:t xml:space="preserve"> </w:t>
-      </w:r>
-      <w:r>
-        <w:t xml:space="preserve">‘</w:t>
-      </w:r>
-      <w:r>
-        <w:t xml:space="preserve">PAMscapesTutorial.rmd</w:t>
-      </w:r>
-      <w:r>
-        <w:t xml:space="preserve">’</w:t>
-      </w:r>
-      <w:r>
-        <w:t xml:space="preserve"> </w:t>
-      </w:r>
-      <w:r>
-        <w:t xml:space="preserve">provided on GitHub). Any time resolution is accepted. A tutorial</w:t>
-      </w:r>
-      <w:r>
-        <w:t xml:space="preserve"> </w:t>
-      </w:r>
-      <w:r>
-        <w:t xml:space="preserve">‘</w:t>
-      </w:r>
-      <w:r>
-        <w:t xml:space="preserve">PAMscapesTutorial</w:t>
-      </w:r>
-      <w:r>
-        <w:t xml:space="preserve">’</w:t>
-      </w:r>
-      <w:r>
-        <w:t xml:space="preserve"> </w:t>
-      </w:r>
-      <w:r>
-        <w:t xml:space="preserve">is provided on the PAMscapes Github repository (https://github.com/TaikiSan21/PAMscapes).</w:t>
-      </w:r>
-    </w:p>
-    <w:p>
-      <w:pPr>
-        <w:numPr>
-          <w:ilvl w:val="0"/>
-          <w:numId w:val="1001"/>
-        </w:numPr>
-      </w:pPr>
-      <w:r>
-        <w:t xml:space="preserve">Summary and Visualizations</w:t>
-      </w:r>
-    </w:p>
-    <w:p>
-      <w:pPr>
-        <w:numPr>
-          <w:ilvl w:val="0"/>
-          <w:numId w:val="1000"/>
-        </w:numPr>
-      </w:pPr>
-      <w:r>
-        <w:t xml:space="preserve">Once data are merged, there are a number of common summaries and visualizations that can be easily applied to the data. The</w:t>
-      </w:r>
-      <w:r>
-        <w:t xml:space="preserve"> </w:t>
-      </w:r>
-      <w:r>
-        <w:t xml:space="preserve">‘</w:t>
-      </w:r>
-      <w:r>
-        <w:t xml:space="preserve">addAISSummary</w:t>
-      </w:r>
-      <w:r>
-        <w:t xml:space="preserve">’</w:t>
-      </w:r>
-      <w:r>
-        <w:t xml:space="preserve"> </w:t>
-      </w:r>
-      <w:r>
-        <w:t xml:space="preserve">function summarized the raw AIS data to inform the presence, speed, and distance of ships to any point in the user dataset. PAMscapes readily creates time series plots of user selected variables as either line or heat map plots. The PAMscapes Tutorial provides additional guidance to personalize these plots. Since PAMscapes readily merges data with acoustic detection data processed in PAMpal, this allows for plotting a time series of the Acoustic Scene (</w:t>
-      </w:r>
-      <w:hyperlink w:anchor="fig-acousticScene">
-        <w:r>
-          <w:rPr>
-            <w:rStyle w:val="Hyperlink"/>
-          </w:rPr>
-          <w:t xml:space="preserve">Figure 2</w:t>
-        </w:r>
-      </w:hyperlink>
-      <w:r>
-        <w:t xml:space="preserve">).</w:t>
-      </w:r>
-    </w:p>
-    <w:tbl>
-      <w:tblPr>
-        <w:tblStyle w:val="Table"/>
-        <w:tblW w:type="pct" w:w="5000"/>
-        <w:tblLook w:firstRow="0" w:lastRow="0" w:firstColumn="0" w:lastColumn="0" w:noHBand="0" w:noVBand="0" w:val="0000"/>
-      </w:tblPr>
-      <w:tblGrid>
-        <w:gridCol w:w="7920"/>
-      </w:tblGrid>
-      <w:tr>
-        <w:tc>
-          <w:tcPr/>
-          <w:bookmarkStart w:id="29" w:name="fig-acousticScene"/>
-          <w:p>
-            <w:pPr>
-              <w:numPr>
-                <w:ilvl w:val="0"/>
-                <w:numId w:val="1000"/>
-              </w:numPr>
-              <w:pStyle w:val="Figure"/>
-              <w:jc w:val="center"/>
-            </w:pPr>
             <w:r>
+              <w:instrText xml:space="preserve"> HYPERLINK "https://acousticstoday.org/wp-content/uploads/2018/03/Exploring-the-Ocean-Through-Soundscapes.pdf" \h </w:instrText>
+            </w:r>
+            <w:r>
+              <w:fldChar w:fldCharType="separate"/>
+            </w:r>
+            <w:r>
+              <w:rPr>
+                <w:noProof/>
+              </w:rPr>
               <w:drawing>
-                <wp:inline>
-                  <wp:extent cx="4905375" cy="2468556"/>
-                  <wp:effectExtent b="0" l="0" r="0" t="0"/>
-                  <wp:docPr descr="" title="" id="27" name="Picture"/>
-                  <a:graphic>
+                <wp:inline distT="0" distB="0" distL="0" distR="0" wp14:anchorId="42BEB56C" wp14:editId="7CD2A0BE">
+                  <wp:extent cx="3409950" cy="2428875"/>
+                  <wp:effectExtent l="0" t="0" r="0" b="0"/>
+                  <wp:docPr id="21" name="Picture"/>
+                  <wp:cNvGraphicFramePr/>
+                  <a:graphic xmlns:a="http://schemas.openxmlformats.org/drawingml/2006/main">
                     <a:graphicData uri="http://schemas.openxmlformats.org/drawingml/2006/picture">
-                      <pic:pic>
+                      <pic:pic xmlns:pic="http://schemas.openxmlformats.org/drawingml/2006/picture">
                         <pic:nvPicPr>
-                          <pic:cNvPr descr="figures/AcousticScene.jpeg" id="28" name="Picture"/>
+                          <pic:cNvPr id="22" name="Picture" descr="figures/Miksis-Olds_Fig2_AcousticsToday_2018.PNG"/>
                           <pic:cNvPicPr>
-                            <a:picLocks noChangeArrowheads="1" noChangeAspect="1"/>
+                            <a:picLocks noChangeAspect="1" noChangeArrowheads="1"/>
                           </pic:cNvPicPr>
                         </pic:nvPicPr>
                         <pic:blipFill>
-                          <a:blip r:embed="rId26"/>
+                          <a:blip r:embed="rId7"/>
                           <a:stretch>
                             <a:fillRect/>
                           </a:stretch>
@@ -566,7 +161,249 @@
                         <pic:spPr bwMode="auto">
                           <a:xfrm>
                             <a:off x="0" y="0"/>
-                            <a:ext cx="4905375" cy="2468556"/>
+                            <a:ext cx="3410161" cy="2429025"/>
+                          </a:xfrm>
+                          <a:prstGeom prst="rect">
+                            <a:avLst/>
+                          </a:prstGeom>
+                          <a:noFill/>
+                          <a:ln w="9525">
+                            <a:noFill/>
+                            <a:headEnd/>
+                            <a:tailEnd/>
+                          </a:ln>
+                        </pic:spPr>
+                      </pic:pic>
+                    </a:graphicData>
+                  </a:graphic>
+                </wp:inline>
+              </w:drawing>
+            </w:r>
+            <w:r>
+              <w:rPr>
+                <w:noProof/>
+              </w:rPr>
+              <w:fldChar w:fldCharType="end"/>
+            </w:r>
+          </w:p>
+          <w:p>
+            <w:pPr>
+              <w:pStyle w:val="ImageCaption"/>
+              <w:spacing w:before="200"/>
+              <w:ind w:left="360" w:right="360"/>
+              <w:jc w:val="both"/>
+            </w:pPr>
+            <w:r>
+              <w:t>Figure 1: Soundscape presented within the context of acoustic ecology. Green boxes and arrows, natural factors: behavioral ecology, acoustic behavior, and abiotic and biotic factors contributing to (outgoing arrows) or impacted by (incoming arrows) the soundscape (blue box and arrows); red box and arrows, interactions and influences of human activity related to or impacting the soundscape. From Miksis-Olds et al. 2018 (Figure 2), adapted from van Opzeeland and Miksis-Olds (2012, Figure 1).</w:t>
+            </w:r>
+          </w:p>
+        </w:tc>
+        <w:bookmarkEnd w:id="1"/>
+      </w:tr>
+    </w:tbl>
+    <w:p>
+      <w:pPr>
+        <w:pStyle w:val="BodyText"/>
+      </w:pPr>
+      <w:r>
+        <w:lastRenderedPageBreak/>
+        <w:t>Southwest Fisheries Science Center has developed FOSSA (Free and Open Source Software for Acoustics), a series of interconnected software packages for systematic and efficient processing of passive acoustic data for cetacean population assessment. Currently FOSSA consists of three software packages written in R programming language and published on CRAN: PAMpal (Sakai 2023b), BANTER (Archer 2022), and PAMmisc (Sakai 2023a). PAMpal serves to extract acoustic data analyzed in PAMguard open source software (pamguard.org), provide measures of acoustic data, integrate acoustic detections with environmental data products (ERDDAP, Simmons 2020), and prepare data for downstream processing. The structured format of PAMpal provides a platform for integrating detection of marine mammal events with alternative data products, such as soundscape metrics, in an easy to use package that encourages replication of results and comparison of results from different studies to provide improved geographic and temporal analyses.</w:t>
+      </w:r>
+    </w:p>
+    <w:p>
+      <w:pPr>
+        <w:pStyle w:val="BodyText"/>
+      </w:pPr>
+      <w:r>
+        <w:t>This report outlines the expansion of the FOSSA framework by creating PAMscapes, an open source software package written in R programming language that serves to integrate and visualize soundscape metrics with contributors to soundscape (including weather, AIS ship tracks, and acoustic detections of biological species). These functionalities and tutorials will be published on CRAN, allowing for adoptions across NOAA science centers and the global acoustics community.</w:t>
+      </w:r>
+    </w:p>
+    <w:p>
+      <w:pPr>
+        <w:pStyle w:val="Heading1"/>
+        <w:rPr>
+          <w:sz w:val="28"/>
+          <w:szCs w:val="28"/>
+        </w:rPr>
+      </w:pPr>
+      <w:bookmarkStart w:id="2" w:name="research-objectives-and-results"/>
+      <w:bookmarkEnd w:id="0"/>
+      <w:r>
+        <w:rPr>
+          <w:sz w:val="28"/>
+          <w:szCs w:val="28"/>
+        </w:rPr>
+        <w:t>Research Objectives and Results</w:t>
+      </w:r>
+    </w:p>
+    <w:p>
+      <w:pPr>
+        <w:pStyle w:val="FirstParagraph"/>
+        <w:spacing w:before="0"/>
+      </w:pPr>
+      <w:r>
+        <w:t>Expand FOSSA by integrating data representing various contributors to the marine soundscape, including:</w:t>
+      </w:r>
+    </w:p>
+    <w:p>
+      <w:pPr>
+        <w:numPr>
+          <w:ilvl w:val="0"/>
+          <w:numId w:val="2"/>
+        </w:numPr>
+      </w:pPr>
+      <w:r>
+        <w:t>AIS ship tracks</w:t>
+      </w:r>
+    </w:p>
+    <w:p>
+      <w:pPr>
+        <w:numPr>
+          <w:ilvl w:val="0"/>
+          <w:numId w:val="1"/>
+        </w:numPr>
+      </w:pPr>
+      <w:r>
+        <w:t>Access to AIS ship track data is notoriously complicated and while there are several open source websites to access AIS data, developing an automated process to download appropriate data is difficult. Here we created a function that will identify the appropriate time and location (latitude/longitude) based on an existing user dataset and then download the appropriate AIS files from Marine Cadastre (https://marinecadastre.gov/). There are additional functions to subset AIS data to suit your regional needs (e.g. area sampled around the point), read AIS data into R, and match AIS data to an existing user dataset. These functions are part of the new PAMscapes R package (https://cran.r-project.org/web/packages/PAMscapes). A tutorial ‘AISWorkflow’ is provided on the PAMscapes Github repository (https://github.com/TaikiSan21/PAMscapes).</w:t>
+      </w:r>
+    </w:p>
+    <w:p>
+      <w:pPr>
+        <w:numPr>
+          <w:ilvl w:val="0"/>
+          <w:numId w:val="2"/>
+        </w:numPr>
+      </w:pPr>
+      <w:r>
+        <w:t>Weather variables</w:t>
+      </w:r>
+    </w:p>
+    <w:p>
+      <w:pPr>
+        <w:numPr>
+          <w:ilvl w:val="0"/>
+          <w:numId w:val="1"/>
+        </w:numPr>
+      </w:pPr>
+      <w:r>
+        <w:t>Weather (wind, precipitation) can serve as significant contributors to the soundscape. The PAMpal function ‘matchEnvData’ pairs environmental data products from ERDDAP or HYCOM data servers; however, weather data are saved from models developed by the Global Forecasting System (https://rda.ucar.edu/datasets/ds084.1/). PAMscapes includes the ‘matchGFS’ function to access wind and precipitation variables from this server and match it to a user dataset. These functions are part of the new PAMscapes R package (https://cran.r-project.org/web/packages/PAMscapes).</w:t>
+      </w:r>
+    </w:p>
+    <w:p>
+      <w:pPr>
+        <w:numPr>
+          <w:ilvl w:val="0"/>
+          <w:numId w:val="2"/>
+        </w:numPr>
+      </w:pPr>
+      <w:r>
+        <w:lastRenderedPageBreak/>
+        <w:t>Soundscape data products</w:t>
+      </w:r>
+    </w:p>
+    <w:p>
+      <w:pPr>
+        <w:numPr>
+          <w:ilvl w:val="0"/>
+          <w:numId w:val="1"/>
+        </w:numPr>
+      </w:pPr>
+      <w:r>
+        <w:t>There are a number of software approaches to convert audio data into soundscape metrics, and each of these methods creates somewhat different output depending on the processing steps. Triton’s Soundscape-Metric software was developed to support SanctSound Project by outputting standardized sound pressure level metrics from calibrated audio data (https://github.com/MarineBioAcousticsRC/Triton/tree/master/Remoras/Soundscape-Metrics). Other software used by the PAM community include MANTA (https://bitbucket.org/CLO-BRP/manta-wiki/wiki/MANTA%20Software) and PyPAM (https://github.com/lifewatch/pypam) both with standardized sound level output formats, including netCDF format.</w:t>
+      </w:r>
+    </w:p>
+    <w:p>
+      <w:pPr>
+        <w:numPr>
+          <w:ilvl w:val="0"/>
+          <w:numId w:val="1"/>
+        </w:numPr>
+      </w:pPr>
+      <w:r>
+        <w:t>We developed functions that can read in soundscape metrics saved as CSV files from both MANTA and Triton software. CSV outputs from other sources are also supported, provided that they meet minimal formatting requirements (full details available in the ‘PAMscapesTutorial.rmd’ provided on GitHub). Any time resolution is accepted. These functions are part of the new PAMscapes R package (https://cran.r-project.org/web/packages/PAMscapes). A tutorial ‘PAMscapesTutorial’ is provided on the PAMscapes Github repository (https://github.com/TaikiSan21/PAMscapes).</w:t>
+      </w:r>
+    </w:p>
+    <w:p>
+      <w:pPr>
+        <w:numPr>
+          <w:ilvl w:val="0"/>
+          <w:numId w:val="2"/>
+        </w:numPr>
+      </w:pPr>
+      <w:r>
+        <w:t>Summary and Visualizations</w:t>
+      </w:r>
+    </w:p>
+    <w:p>
+      <w:pPr>
+        <w:numPr>
+          <w:ilvl w:val="0"/>
+          <w:numId w:val="1"/>
+        </w:numPr>
+      </w:pPr>
+      <w:r>
+        <w:t>Once data are merged, there are a number of common summaries and visualizations that can be easily applied to the data. The ‘addAISSummary’ function summarized the raw AIS data to inform the presence, speed, and distance of ships to any point in the user dataset. PAMscapes readily creates time series plots of user selected variables as either line or heat map plots. The PAMscapes Tutorial provides additional guidance to personalize these plots. Since PAMscapes readily merges data with acoustic detection data processed in PAMpal, this allows for plotting a time series of the Acoustic Scene (</w:t>
+      </w:r>
+      <w:hyperlink w:anchor="fig-acousticScene">
+        <w:r>
+          <w:rPr>
+            <w:rStyle w:val="Hyperlink"/>
+          </w:rPr>
+          <w:t>Figure 2</w:t>
+        </w:r>
+      </w:hyperlink>
+      <w:r>
+        <w:t>). These functions are part of the new PAMscapes R package (https://cran.r-project.org/web/packages/PAMscapes).</w:t>
+      </w:r>
+    </w:p>
+    <w:tbl>
+      <w:tblPr>
+        <w:tblStyle w:val="Table"/>
+        <w:tblW w:w="5000" w:type="pct"/>
+        <w:tblLook w:val="0000" w:firstRow="0" w:lastRow="0" w:firstColumn="0" w:lastColumn="0" w:noHBand="0" w:noVBand="0"/>
+      </w:tblPr>
+      <w:tblGrid>
+        <w:gridCol w:w="9576"/>
+      </w:tblGrid>
+      <w:tr>
+        <w:tc>
+          <w:tcPr>
+            <w:tcW w:w="0" w:type="auto"/>
+          </w:tcPr>
+          <w:p>
+            <w:pPr>
+              <w:jc w:val="center"/>
+            </w:pPr>
+            <w:bookmarkStart w:id="3" w:name="fig-acousticScene"/>
+            <w:r>
+              <w:rPr>
+                <w:noProof/>
+              </w:rPr>
+              <w:drawing>
+                <wp:inline distT="0" distB="0" distL="0" distR="0" wp14:anchorId="02EA4598" wp14:editId="068D647C">
+                  <wp:extent cx="4495800" cy="2105025"/>
+                  <wp:effectExtent l="0" t="0" r="0" b="0"/>
+                  <wp:docPr id="27" name="Picture"/>
+                  <wp:cNvGraphicFramePr/>
+                  <a:graphic xmlns:a="http://schemas.openxmlformats.org/drawingml/2006/main">
+                    <a:graphicData uri="http://schemas.openxmlformats.org/drawingml/2006/picture">
+                      <pic:pic xmlns:pic="http://schemas.openxmlformats.org/drawingml/2006/picture">
+                        <pic:nvPicPr>
+                          <pic:cNvPr id="28" name="Picture" descr="figures/AcousticScene.jpeg"/>
+                          <pic:cNvPicPr>
+                            <a:picLocks noChangeAspect="1" noChangeArrowheads="1"/>
+                          </pic:cNvPicPr>
+                        </pic:nvPicPr>
+                        <pic:blipFill>
+                          <a:blip r:embed="rId8"/>
+                          <a:stretch>
+                            <a:fillRect/>
+                          </a:stretch>
+                        </pic:blipFill>
+                        <pic:spPr bwMode="auto">
+                          <a:xfrm>
+                            <a:off x="0" y="0"/>
+                            <a:ext cx="4496369" cy="2105291"/>
                           </a:xfrm>
                           <a:prstGeom prst="rect">
                             <a:avLst/>
@@ -587,62 +424,58 @@
           </w:p>
           <w:p>
             <w:pPr>
-              <w:numPr>
-                <w:ilvl w:val="0"/>
-                <w:numId w:val="1000"/>
-              </w:numPr>
-              <w:jc w:val="center"/>
-            </w:pPr>
-            <w:pPr>
-              <w:jc w:val="start"/>
+              <w:pStyle w:val="ImageCaption"/>
               <w:spacing w:before="200"/>
-              <w:pStyle w:val="ImageCaption"/>
+              <w:ind w:left="360" w:right="180"/>
+              <w:jc w:val="both"/>
             </w:pPr>
             <w:r>
-              <w:t xml:space="preserve">Figure 2: Example of Acoustic Scene visualization created using PAMscapes using acoustic detection data provided by PAMpal.</w:t>
+              <w:t>Figure 2: Example of Acoustic Scene visualization created using PAMscapes using acoustic detection data provided by PAMpal.</w:t>
             </w:r>
           </w:p>
-          <w:bookmarkEnd w:id="29"/>
         </w:tc>
+        <w:bookmarkEnd w:id="3"/>
       </w:tr>
     </w:tbl>
     <w:p>
       <w:pPr>
         <w:numPr>
           <w:ilvl w:val="0"/>
-          <w:numId w:val="1001"/>
+          <w:numId w:val="3"/>
         </w:numPr>
       </w:pPr>
       <w:r>
-        <w:t xml:space="preserve">Crowd-Sourced Soundscape Bibliography</w:t>
+        <w:lastRenderedPageBreak/>
+        <w:t>Crowd-Sourced Soundscape Bibliography</w:t>
       </w:r>
     </w:p>
     <w:p>
       <w:pPr>
         <w:numPr>
           <w:ilvl w:val="0"/>
-          <w:numId w:val="1000"/>
+          <w:numId w:val="1"/>
         </w:numPr>
       </w:pPr>
       <w:r>
-        <w:t xml:space="preserve">Research on soundscapes is advancing rapidly, and we realized there was a need to create a crowd-sourced bibliography to assist other researchers keep up with advances in the field. To this end, we created an open source Soundscape bibliography on Zotero (https://www.zotero.org/groups/58164/soundscape), with additional information provided on Bioacoustics Stack Exchange (https://bioacoustics.stackexchange.com/questions/1375/is-there-a-central-repository-for-soundscape-literature).</w:t>
-      </w:r>
-    </w:p>
-    <w:bookmarkStart w:id="30" w:name="conclusions"/>
+        <w:t>Research on soundscapes is advancing rapidly, and we realized there was a need to create a crowd-sourced bibliography to assist other researchers keep up with advances in the field. To this end, we created an open source Soundscape bibliography on Zotero (https://www.zotero.org/groups/58164/soundscape), with additional information provided on Bioacoustics Stack Exchange (https://bioacoustics.stackexchange.com/questions/1375/is-there-a-central-repository-for-soundscape-literature).</w:t>
+      </w:r>
+    </w:p>
     <w:p>
       <w:pPr>
         <w:pStyle w:val="Heading2"/>
       </w:pPr>
-      <w:r>
-        <w:t xml:space="preserve">Conclusions</w:t>
+      <w:bookmarkStart w:id="4" w:name="conclusions"/>
+      <w:r>
+        <w:t>Conclusions</w:t>
       </w:r>
     </w:p>
     <w:p>
       <w:pPr>
         <w:pStyle w:val="FirstParagraph"/>
-      </w:pPr>
-      <w:r>
-        <w:t xml:space="preserve">The standardized framework provided by the Free and Open Source Software for Acoustics (FOSSA) allows for automation of merging soundscape data with data from other sources (user defined or open source). Many of the functions developed here can function independent of other FOSSA software (e.g., PAMpal); however, the easy assimilation of datasets with acoustic detection of marine mammals allows for automation of complex visualizations, such as the Acoustic Scene plot, with little effort or programming experience. Consideration of additional datasets and visualizations can be incorporated with little additional effort.</w:t>
+        <w:spacing w:before="0"/>
+      </w:pPr>
+      <w:r>
+        <w:t>The standardized framework provided by the Free and Open Source Software for Acoustics (FOSSA) allows for automation of merging soundscape data with data from other sources (user defined or open source). Many of the functions developed here can function independent of other FOSSA software (e.g., PAMpal); however, the easy assimilation of datasets with acoustic detection of marine mammals allows for automation of complex visualizations, such as the Acoustic Scene plot, with little effort or programming experience. Consideration of additional datasets and visualizations can be incorporated with little additional effort.</w:t>
       </w:r>
     </w:p>
     <w:p>
@@ -650,51 +483,37 @@
         <w:pStyle w:val="BodyText"/>
       </w:pPr>
       <w:r>
-        <w:t xml:space="preserve">Software is currently publicly available on Github and will be available on CRAN once the approval process has been completed.</w:t>
-      </w:r>
-    </w:p>
-    <w:bookmarkEnd w:id="30"/>
-    <w:bookmarkStart w:id="35" w:name="references"/>
+        <w:t>The PAMscapes R package is available on CRAN (https://cran.r-project.org/web/packages/PAMscapes) and a tutorial ‘PAMscapesTutorial’ is provided on the PAMscapes Github repository (https://github.com/TaikiSan21/PAMscapes).</w:t>
+      </w:r>
+    </w:p>
     <w:p>
       <w:pPr>
         <w:pStyle w:val="Heading2"/>
       </w:pPr>
-      <w:r>
-        <w:t xml:space="preserve">References</w:t>
+      <w:bookmarkStart w:id="5" w:name="references"/>
+      <w:bookmarkEnd w:id="4"/>
+      <w:r>
+        <w:t>References</w:t>
       </w:r>
     </w:p>
     <w:p>
       <w:pPr>
         <w:pStyle w:val="FirstParagraph"/>
-      </w:pPr>
-      <w:r>
-        <w:t xml:space="preserve">Archer, Frederick. 2023.</w:t>
-      </w:r>
-      <w:r>
-        <w:t xml:space="preserve"> </w:t>
-      </w:r>
-      <w:r>
-        <w:t xml:space="preserve">“</w:t>
-      </w:r>
-      <w:r>
-        <w:t xml:space="preserve">Banter: BioAcoustic eveNT classifiER.</w:t>
-      </w:r>
-      <w:r>
-        <w:t xml:space="preserve">”</w:t>
-      </w:r>
-      <w:r>
-        <w:t xml:space="preserve"> </w:t>
-      </w:r>
-      <w:hyperlink r:id="rId31">
+        <w:spacing w:before="0"/>
+      </w:pPr>
+      <w:r>
+        <w:t xml:space="preserve">Archer, Frederick. 2023. “Banter: BioAcoustic eveNT classifiER.” </w:t>
+      </w:r>
+      <w:hyperlink r:id="rId9">
         <w:r>
           <w:rPr>
             <w:rStyle w:val="Hyperlink"/>
           </w:rPr>
-          <w:t xml:space="preserve">https://cran.r-project.org/web/packages/banter/index.html</w:t>
+          <w:t>https://cran.r-project.org/web/packages/banter/index.html</w:t>
         </w:r>
       </w:hyperlink>
       <w:r>
-        <w:t xml:space="preserve">.</w:t>
+        <w:t>.</w:t>
       </w:r>
     </w:p>
     <w:p>
@@ -702,29 +521,14 @@
         <w:pStyle w:val="BodyText"/>
       </w:pPr>
       <w:r>
-        <w:t xml:space="preserve">Sakai, Taiki. 2023a.</w:t>
-      </w:r>
-      <w:r>
-        <w:t xml:space="preserve"> </w:t>
-      </w:r>
-      <w:r>
-        <w:t xml:space="preserve">“</w:t>
-      </w:r>
-      <w:r>
-        <w:t xml:space="preserve">PAMmisc: Miscellaneous Functions for Passive Acoustic Analysis.</w:t>
-      </w:r>
-      <w:r>
-        <w:t xml:space="preserve">”</w:t>
-      </w:r>
-      <w:r>
-        <w:t xml:space="preserve"> </w:t>
-      </w:r>
-      <w:hyperlink r:id="rId32">
+        <w:t xml:space="preserve">Sakai, Taiki. 2023a. “PAMmisc: Miscellaneous Functions for Passive Acoustic Analysis.” </w:t>
+      </w:r>
+      <w:hyperlink r:id="rId10">
         <w:r>
           <w:rPr>
             <w:rStyle w:val="Hyperlink"/>
           </w:rPr>
-          <w:t xml:space="preserve">https://cran.r-project.org/web/packages/PAMmisc/index.html</w:t>
+          <w:t>https://cran.r-project.org/web/packages/PAMmisc/index.html</w:t>
         </w:r>
       </w:hyperlink>
     </w:p>
@@ -733,33 +537,18 @@
         <w:pStyle w:val="BodyText"/>
       </w:pPr>
       <w:r>
-        <w:t xml:space="preserve">Sakai, Taiki. 2023b.</w:t>
-      </w:r>
-      <w:r>
-        <w:t xml:space="preserve"> </w:t>
-      </w:r>
-      <w:r>
-        <w:t xml:space="preserve">“</w:t>
-      </w:r>
-      <w:r>
-        <w:t xml:space="preserve">PAMpal: Load and Process Passive Acoustic Data.</w:t>
-      </w:r>
-      <w:r>
-        <w:t xml:space="preserve">”</w:t>
-      </w:r>
-      <w:r>
-        <w:t xml:space="preserve"> </w:t>
-      </w:r>
-      <w:hyperlink r:id="rId33">
+        <w:t xml:space="preserve">Sakai, Taiki. 2023b. “PAMpal: Load and Process Passive Acoustic Data.” </w:t>
+      </w:r>
+      <w:hyperlink r:id="rId11">
         <w:r>
           <w:rPr>
             <w:rStyle w:val="Hyperlink"/>
           </w:rPr>
-          <w:t xml:space="preserve">https://cran.r-project.org/web/packages/PAMpal/index.html</w:t>
+          <w:t>https://cran.r-project.org/web/packages/PAMpal/index.html</w:t>
         </w:r>
       </w:hyperlink>
       <w:r>
-        <w:t xml:space="preserve">.</w:t>
+        <w:t>.</w:t>
       </w:r>
     </w:p>
     <w:p>
@@ -767,47 +556,69 @@
         <w:pStyle w:val="BodyText"/>
       </w:pPr>
       <w:r>
-        <w:t xml:space="preserve">Simons, R.A. 2020. ERDDAP. NOAA/NMFS/SWFSC/ERD, Monterey, California,</w:t>
-      </w:r>
-      <w:r>
-        <w:t xml:space="preserve"> </w:t>
-      </w:r>
-      <w:hyperlink r:id="rId34">
+        <w:t xml:space="preserve">Simons, R.A. 2020. ERDDAP. NOAA/NMFS/SWFSC/ERD, Monterey, California, </w:t>
+      </w:r>
+      <w:hyperlink r:id="rId12">
         <w:r>
           <w:rPr>
             <w:rStyle w:val="Hyperlink"/>
           </w:rPr>
-          <w:t xml:space="preserve">https://coastwatch.pfeg.noaa.gov/erddap</w:t>
+          <w:t>https://coastwatch.pfeg.noaa.gov/erddap</w:t>
         </w:r>
       </w:hyperlink>
       <w:r>
-        <w:t xml:space="preserve">.</w:t>
-      </w:r>
-    </w:p>
-    <w:bookmarkEnd w:id="35"/>
-    <w:bookmarkEnd w:id="36"/>
-    <w:sectPr/>
+        <w:t>.</w:t>
+      </w:r>
+      <w:bookmarkEnd w:id="2"/>
+      <w:bookmarkEnd w:id="5"/>
+    </w:p>
+    <w:sectPr>
+      <w:pgSz w:w="12240" w:h="15840"/>
+      <w:pgMar w:top="1170" w:right="1440" w:bottom="1170" w:left="1440" w:header="720" w:footer="720" w:gutter="0"/>
+      <w:cols w:space="720"/>
+    </w:sectPr>
   </w:body>
 </w:document>
 </file>
 
-<file path=word/comments.xml><?xml version="1.0" encoding="utf-8"?>
-<w:comments xmlns:w="http://schemas.openxmlformats.org/wordprocessingml/2006/main" xmlns:m="http://schemas.openxmlformats.org/officeDocument/2006/math" xmlns:r="http://schemas.openxmlformats.org/officeDocument/2006/relationships" xmlns:o="urn:schemas-microsoft-com:office:office" xmlns:v="urn:schemas-microsoft-com:vml" xmlns:w10="urn:schemas-microsoft-com:office:word" xmlns:a="http://schemas.openxmlformats.org/drawingml/2006/main" xmlns:pic="http://schemas.openxmlformats.org/drawingml/2006/picture" xmlns:wp="http://schemas.openxmlformats.org/drawingml/2006/wordprocessingDrawing"/>
+<file path=word/endnotes.xml><?xml version="1.0" encoding="utf-8"?>
+<w:endnotes xmlns:wpc="http://schemas.microsoft.com/office/word/2010/wordprocessingCanvas" xmlns:cx="http://schemas.microsoft.com/office/drawing/2014/chartex" xmlns:cx1="http://schemas.microsoft.com/office/drawing/2015/9/8/chartex" xmlns:cx2="http://schemas.microsoft.com/office/drawing/2015/10/21/chartex" xmlns:cx3="http://schemas.microsoft.com/office/drawing/2016/5/9/chartex" xmlns:cx4="http://schemas.microsoft.com/office/drawing/2016/5/10/chartex" xmlns:cx5="http://schemas.microsoft.com/office/drawing/2016/5/11/chartex" xmlns:cx6="http://schemas.microsoft.com/office/drawing/2016/5/12/chartex" xmlns:cx7="http://schemas.microsoft.com/office/drawing/2016/5/13/chartex" xmlns:cx8="http://schemas.microsoft.com/office/drawing/2016/5/14/chartex" xmlns:mc="http://schemas.openxmlformats.org/markup-compatibility/2006" xmlns:aink="http://schemas.microsoft.com/office/drawing/2016/ink" xmlns:am3d="http://schemas.microsoft.com/office/drawing/2017/model3d" xmlns:o="urn:schemas-microsoft-com:office:office" xmlns:r="http://schemas.openxmlformats.org/officeDocument/2006/relationships" xmlns:m="http://schemas.openxmlformats.org/officeDocument/2006/math" xmlns:v="urn:schemas-microsoft-com:vml" xmlns:wp14="http://schemas.microsoft.com/office/word/2010/wordprocessingDrawing" xmlns:wp="http://schemas.openxmlformats.org/drawingml/2006/wordprocessingDrawing" xmlns:w10="urn:schemas-microsoft-com:office:word" xmlns:w="http://schemas.openxmlformats.org/wordprocessingml/2006/main" xmlns:w14="http://schemas.microsoft.com/office/word/2010/wordml" xmlns:w15="http://schemas.microsoft.com/office/word/2012/wordml" xmlns:w16cex="http://schemas.microsoft.com/office/word/2018/wordml/cex" xmlns:w16cid="http://schemas.microsoft.com/office/word/2016/wordml/cid" xmlns:w16="http://schemas.microsoft.com/office/word/2018/wordml" xmlns:w16sdtdh="http://schemas.microsoft.com/office/word/2020/wordml/sdtdatahash" xmlns:w16se="http://schemas.microsoft.com/office/word/2015/wordml/symex" xmlns:wpg="http://schemas.microsoft.com/office/word/2010/wordprocessingGroup" xmlns:wpi="http://schemas.microsoft.com/office/word/2010/wordprocessingInk" xmlns:wne="http://schemas.microsoft.com/office/word/2006/wordml" xmlns:wps="http://schemas.microsoft.com/office/word/2010/wordprocessingShape" mc:Ignorable="w14 w15 w16se w16cid w16 w16cex w16sdtdh wp14">
+  <w:endnote w:type="separator" w:id="-1">
+    <w:p>
+      <w:pPr>
+        <w:spacing w:after="0"/>
+      </w:pPr>
+      <w:r>
+        <w:separator/>
+      </w:r>
+    </w:p>
+  </w:endnote>
+  <w:endnote w:type="continuationSeparator" w:id="0">
+    <w:p>
+      <w:pPr>
+        <w:spacing w:after="0"/>
+      </w:pPr>
+      <w:r>
+        <w:continuationSeparator/>
+      </w:r>
+    </w:p>
+  </w:endnote>
+</w:endnotes>
 </file>
 
 <file path=word/footnotes.xml><?xml version="1.0" encoding="utf-8"?>
-<w:footnotes xmlns:w="http://schemas.openxmlformats.org/wordprocessingml/2006/main" xmlns:m="http://schemas.openxmlformats.org/officeDocument/2006/math" xmlns:r="http://schemas.openxmlformats.org/officeDocument/2006/relationships" xmlns:o="urn:schemas-microsoft-com:office:office" xmlns:v="urn:schemas-microsoft-com:vml" xmlns:w10="urn:schemas-microsoft-com:office:word" xmlns:a="http://schemas.openxmlformats.org/drawingml/2006/main" xmlns:pic="http://schemas.openxmlformats.org/drawingml/2006/picture" xmlns:wp="http://schemas.openxmlformats.org/drawingml/2006/wordprocessingDrawing">
+<w:footnotes xmlns:wpc="http://schemas.microsoft.com/office/word/2010/wordprocessingCanvas" xmlns:cx="http://schemas.microsoft.com/office/drawing/2014/chartex" xmlns:cx1="http://schemas.microsoft.com/office/drawing/2015/9/8/chartex" xmlns:cx2="http://schemas.microsoft.com/office/drawing/2015/10/21/chartex" xmlns:cx3="http://schemas.microsoft.com/office/drawing/2016/5/9/chartex" xmlns:cx4="http://schemas.microsoft.com/office/drawing/2016/5/10/chartex" xmlns:cx5="http://schemas.microsoft.com/office/drawing/2016/5/11/chartex" xmlns:cx6="http://schemas.microsoft.com/office/drawing/2016/5/12/chartex" xmlns:cx7="http://schemas.microsoft.com/office/drawing/2016/5/13/chartex" xmlns:cx8="http://schemas.microsoft.com/office/drawing/2016/5/14/chartex" xmlns:mc="http://schemas.openxmlformats.org/markup-compatibility/2006" xmlns:aink="http://schemas.microsoft.com/office/drawing/2016/ink" xmlns:am3d="http://schemas.microsoft.com/office/drawing/2017/model3d" xmlns:o="urn:schemas-microsoft-com:office:office" xmlns:r="http://schemas.openxmlformats.org/officeDocument/2006/relationships" xmlns:m="http://schemas.openxmlformats.org/officeDocument/2006/math" xmlns:v="urn:schemas-microsoft-com:vml" xmlns:wp14="http://schemas.microsoft.com/office/word/2010/wordprocessingDrawing" xmlns:wp="http://schemas.openxmlformats.org/drawingml/2006/wordprocessingDrawing" xmlns:w10="urn:schemas-microsoft-com:office:word" xmlns:w="http://schemas.openxmlformats.org/wordprocessingml/2006/main" xmlns:w14="http://schemas.microsoft.com/office/word/2010/wordml" xmlns:w15="http://schemas.microsoft.com/office/word/2012/wordml" xmlns:w16cex="http://schemas.microsoft.com/office/word/2018/wordml/cex" xmlns:w16cid="http://schemas.microsoft.com/office/word/2016/wordml/cid" xmlns:w16="http://schemas.microsoft.com/office/word/2018/wordml" xmlns:w16sdtdh="http://schemas.microsoft.com/office/word/2020/wordml/sdtdatahash" xmlns:w16se="http://schemas.microsoft.com/office/word/2015/wordml/symex" xmlns:wpg="http://schemas.microsoft.com/office/word/2010/wordprocessingGroup" xmlns:wpi="http://schemas.microsoft.com/office/word/2010/wordprocessingInk" xmlns:wne="http://schemas.microsoft.com/office/word/2006/wordml" xmlns:wps="http://schemas.microsoft.com/office/word/2010/wordprocessingShape" mc:Ignorable="w14 w15 w16se w16cid w16 w16cex w16sdtdh wp14">
+  <w:footnote w:type="separator" w:id="-1">
+    <w:p>
+      <w:r>
+        <w:separator/>
+      </w:r>
+    </w:p>
+  </w:footnote>
   <w:footnote w:type="continuationSeparator" w:id="0">
     <w:p>
       <w:r>
         <w:continuationSeparator/>
-      </w:r>
-    </w:p>
-  </w:footnote>
-  <w:footnote w:type="separator" w:id="-1">
-    <w:p>
-      <w:r>
-        <w:separator/>
       </w:r>
     </w:p>
   </w:footnote>
@@ -815,10 +626,11 @@
 </file>
 
 <file path=word/numbering.xml><?xml version="1.0" encoding="utf-8"?>
-<w:numbering xmlns:w="http://schemas.openxmlformats.org/wordprocessingml/2006/main">
-  <w:abstractNum w:abstractNumId="990">
-    <w:nsid w:val="A990"/>
+<w:numbering xmlns:wpc="http://schemas.microsoft.com/office/word/2010/wordprocessingCanvas" xmlns:cx="http://schemas.microsoft.com/office/drawing/2014/chartex" xmlns:cx1="http://schemas.microsoft.com/office/drawing/2015/9/8/chartex" xmlns:cx2="http://schemas.microsoft.com/office/drawing/2015/10/21/chartex" xmlns:cx3="http://schemas.microsoft.com/office/drawing/2016/5/9/chartex" xmlns:cx4="http://schemas.microsoft.com/office/drawing/2016/5/10/chartex" xmlns:cx5="http://schemas.microsoft.com/office/drawing/2016/5/11/chartex" xmlns:cx6="http://schemas.microsoft.com/office/drawing/2016/5/12/chartex" xmlns:cx7="http://schemas.microsoft.com/office/drawing/2016/5/13/chartex" xmlns:cx8="http://schemas.microsoft.com/office/drawing/2016/5/14/chartex" xmlns:mc="http://schemas.openxmlformats.org/markup-compatibility/2006" xmlns:aink="http://schemas.microsoft.com/office/drawing/2016/ink" xmlns:am3d="http://schemas.microsoft.com/office/drawing/2017/model3d" xmlns:o="urn:schemas-microsoft-com:office:office" xmlns:r="http://schemas.openxmlformats.org/officeDocument/2006/relationships" xmlns:m="http://schemas.openxmlformats.org/officeDocument/2006/math" xmlns:v="urn:schemas-microsoft-com:vml" xmlns:wp14="http://schemas.microsoft.com/office/word/2010/wordprocessingDrawing" xmlns:wp="http://schemas.openxmlformats.org/drawingml/2006/wordprocessingDrawing" xmlns:w10="urn:schemas-microsoft-com:office:word" xmlns:w="http://schemas.openxmlformats.org/wordprocessingml/2006/main" xmlns:w14="http://schemas.microsoft.com/office/word/2010/wordml" xmlns:w15="http://schemas.microsoft.com/office/word/2012/wordml" xmlns:w16cex="http://schemas.microsoft.com/office/word/2018/wordml/cex" xmlns:w16cid="http://schemas.microsoft.com/office/word/2016/wordml/cid" xmlns:w16="http://schemas.microsoft.com/office/word/2018/wordml" xmlns:w16sdtdh="http://schemas.microsoft.com/office/word/2020/wordml/sdtdatahash" xmlns:w16se="http://schemas.microsoft.com/office/word/2015/wordml/symex" xmlns:wpg="http://schemas.microsoft.com/office/word/2010/wordprocessingGroup" xmlns:wpi="http://schemas.microsoft.com/office/word/2010/wordprocessingInk" xmlns:wne="http://schemas.microsoft.com/office/word/2006/wordml" xmlns:wps="http://schemas.microsoft.com/office/word/2010/wordprocessingShape" mc:Ignorable="w14 w15 w16se w16cid w16 w16cex w16sdtdh wp14">
+  <w:abstractNum w:abstractNumId="0" w15:restartNumberingAfterBreak="0">
+    <w:nsid w:val="0000A990"/>
     <w:multiLevelType w:val="multilevel"/>
+    <w:tmpl w:val="D4AC4196"/>
     <w:lvl w:ilvl="0">
       <w:numFmt w:val="bullet"/>
       <w:lvlText w:val=" "/>
@@ -892,9 +704,10 @@
       </w:pPr>
     </w:lvl>
   </w:abstractNum>
-  <w:abstractNum w:abstractNumId="99411">
-    <w:nsid w:val="A99411"/>
+  <w:abstractNum w:abstractNumId="1" w15:restartNumberingAfterBreak="0">
+    <w:nsid w:val="00A99411"/>
     <w:multiLevelType w:val="multilevel"/>
+    <w:tmpl w:val="8CA4EBC0"/>
     <w:lvl w:ilvl="0">
       <w:start w:val="1"/>
       <w:numFmt w:val="decimal"/>
@@ -977,11 +790,97 @@
       </w:pPr>
     </w:lvl>
   </w:abstractNum>
-  <w:num w:numId="1000">
-    <w:abstractNumId w:val="990"/>
+  <w:abstractNum w:abstractNumId="2" w15:restartNumberingAfterBreak="0">
+    <w:nsid w:val="00A99415"/>
+    <w:multiLevelType w:val="multilevel"/>
+    <w:tmpl w:val="EB04AE7E"/>
+    <w:lvl w:ilvl="0">
+      <w:start w:val="5"/>
+      <w:numFmt w:val="decimal"/>
+      <w:lvlText w:val="%1."/>
+      <w:lvlJc w:val="left"/>
+      <w:pPr>
+        <w:ind w:left="720" w:hanging="480"/>
+      </w:pPr>
+    </w:lvl>
+    <w:lvl w:ilvl="1">
+      <w:start w:val="5"/>
+      <w:numFmt w:val="decimal"/>
+      <w:lvlText w:val="%2."/>
+      <w:lvlJc w:val="left"/>
+      <w:pPr>
+        <w:ind w:left="1440" w:hanging="480"/>
+      </w:pPr>
+    </w:lvl>
+    <w:lvl w:ilvl="2">
+      <w:start w:val="5"/>
+      <w:numFmt w:val="decimal"/>
+      <w:lvlText w:val="%3."/>
+      <w:lvlJc w:val="left"/>
+      <w:pPr>
+        <w:ind w:left="2160" w:hanging="480"/>
+      </w:pPr>
+    </w:lvl>
+    <w:lvl w:ilvl="3">
+      <w:start w:val="5"/>
+      <w:numFmt w:val="decimal"/>
+      <w:lvlText w:val="%4."/>
+      <w:lvlJc w:val="left"/>
+      <w:pPr>
+        <w:ind w:left="2880" w:hanging="480"/>
+      </w:pPr>
+    </w:lvl>
+    <w:lvl w:ilvl="4">
+      <w:start w:val="5"/>
+      <w:numFmt w:val="decimal"/>
+      <w:lvlText w:val="%5."/>
+      <w:lvlJc w:val="left"/>
+      <w:pPr>
+        <w:ind w:left="3600" w:hanging="480"/>
+      </w:pPr>
+    </w:lvl>
+    <w:lvl w:ilvl="5">
+      <w:start w:val="5"/>
+      <w:numFmt w:val="decimal"/>
+      <w:lvlText w:val="%6."/>
+      <w:lvlJc w:val="left"/>
+      <w:pPr>
+        <w:ind w:left="4320" w:hanging="480"/>
+      </w:pPr>
+    </w:lvl>
+    <w:lvl w:ilvl="6">
+      <w:start w:val="5"/>
+      <w:numFmt w:val="decimal"/>
+      <w:lvlText w:val="%7."/>
+      <w:lvlJc w:val="left"/>
+      <w:pPr>
+        <w:ind w:left="5040" w:hanging="480"/>
+      </w:pPr>
+    </w:lvl>
+    <w:lvl w:ilvl="7">
+      <w:start w:val="5"/>
+      <w:numFmt w:val="decimal"/>
+      <w:lvlText w:val="%8."/>
+      <w:lvlJc w:val="left"/>
+      <w:pPr>
+        <w:ind w:left="5760" w:hanging="480"/>
+      </w:pPr>
+    </w:lvl>
+    <w:lvl w:ilvl="8">
+      <w:start w:val="5"/>
+      <w:numFmt w:val="decimal"/>
+      <w:lvlText w:val="%9."/>
+      <w:lvlJc w:val="left"/>
+      <w:pPr>
+        <w:ind w:left="6480" w:hanging="480"/>
+      </w:pPr>
+    </w:lvl>
+  </w:abstractNum>
+  <w:num w:numId="1">
+    <w:abstractNumId w:val="0"/>
   </w:num>
-  <w:num w:numId="1001">
-    <w:abstractNumId w:val="99411"/>
+  <w:num w:numId="2">
+    <w:abstractNumId w:val="1"/>
     <w:lvlOverride w:ilvl="0">
       <w:startOverride w:val="1"/>
     </w:lvlOverride>
@@ -1010,18 +909,48 @@
       <w:startOverride w:val="1"/>
     </w:lvlOverride>
   </w:num>
+  <w:num w:numId="3">
+    <w:abstractNumId w:val="2"/>
+    <w:lvlOverride w:ilvl="0">
+      <w:startOverride w:val="5"/>
+    </w:lvlOverride>
+    <w:lvlOverride w:ilvl="1">
+      <w:startOverride w:val="5"/>
+    </w:lvlOverride>
+    <w:lvlOverride w:ilvl="2">
+      <w:startOverride w:val="5"/>
+    </w:lvlOverride>
+    <w:lvlOverride w:ilvl="3">
+      <w:startOverride w:val="5"/>
+    </w:lvlOverride>
+    <w:lvlOverride w:ilvl="4">
+      <w:startOverride w:val="5"/>
+    </w:lvlOverride>
+    <w:lvlOverride w:ilvl="5">
+      <w:startOverride w:val="5"/>
+    </w:lvlOverride>
+    <w:lvlOverride w:ilvl="6">
+      <w:startOverride w:val="5"/>
+    </w:lvlOverride>
+    <w:lvlOverride w:ilvl="7">
+      <w:startOverride w:val="5"/>
+    </w:lvlOverride>
+    <w:lvlOverride w:ilvl="8">
+      <w:startOverride w:val="5"/>
+    </w:lvlOverride>
+  </w:num>
 </w:numbering>
 </file>
 
 <file path=word/styles.xml><?xml version="1.0" encoding="utf-8"?>
-<w:styles xmlns:r="http://schemas.openxmlformats.org/officeDocument/2006/relationships" xmlns:w="http://schemas.openxmlformats.org/wordprocessingml/2006/main">
+<w:styles xmlns:mc="http://schemas.openxmlformats.org/markup-compatibility/2006" xmlns:r="http://schemas.openxmlformats.org/officeDocument/2006/relationships" xmlns:w="http://schemas.openxmlformats.org/wordprocessingml/2006/main" xmlns:w14="http://schemas.microsoft.com/office/word/2010/wordml" xmlns:w15="http://schemas.microsoft.com/office/word/2012/wordml" xmlns:w16cex="http://schemas.microsoft.com/office/word/2018/wordml/cex" xmlns:w16cid="http://schemas.microsoft.com/office/word/2016/wordml/cid" xmlns:w16="http://schemas.microsoft.com/office/word/2018/wordml" xmlns:w16sdtdh="http://schemas.microsoft.com/office/word/2020/wordml/sdtdatahash" xmlns:w16se="http://schemas.microsoft.com/office/word/2015/wordml/symex" mc:Ignorable="w14 w15 w16se w16cid w16 w16cex w16sdtdh">
   <w:docDefaults>
     <w:rPrDefault>
       <w:rPr>
-        <w:rFonts w:asciiTheme="minorHAnsi" w:cstheme="minorBidi" w:eastAsiaTheme="minorHAnsi" w:hAnsiTheme="minorHAnsi"/>
+        <w:rFonts w:asciiTheme="minorHAnsi" w:eastAsiaTheme="minorHAnsi" w:hAnsiTheme="minorHAnsi" w:cstheme="minorBidi"/>
         <w:sz w:val="24"/>
         <w:szCs w:val="24"/>
-        <w:lang w:bidi="ar-SA" w:eastAsia="en-US" w:val="en-US"/>
+        <w:lang w:val="en-US" w:eastAsia="en-US" w:bidi="ar-SA"/>
       </w:rPr>
     </w:rPrDefault>
     <w:pPrDefault>
@@ -1030,35 +959,572 @@
       </w:pPr>
     </w:pPrDefault>
   </w:docDefaults>
-  <w:latentStyles w:count="276" w:defLockedState="0" w:defQFormat="0" w:defSemiHidden="0" w:defUIPriority="0" w:defUnhideWhenUsed="0"/>
-  <w:style w:default="1" w:styleId="Normal" w:type="paragraph">
+  <w:latentStyles w:defLockedState="0" w:defUIPriority="0" w:defSemiHidden="0" w:defUnhideWhenUsed="0" w:defQFormat="0" w:count="376">
+    <w:lsdException w:name="heading 5" w:semiHidden="1" w:unhideWhenUsed="1"/>
+    <w:lsdException w:name="index 2" w:semiHidden="1" w:unhideWhenUsed="1"/>
+    <w:lsdException w:name="index 3" w:semiHidden="1" w:unhideWhenUsed="1"/>
+    <w:lsdException w:name="index 4" w:semiHidden="1" w:unhideWhenUsed="1"/>
+    <w:lsdException w:name="index 5" w:semiHidden="1" w:unhideWhenUsed="1"/>
+    <w:lsdException w:name="index 6" w:semiHidden="1" w:unhideWhenUsed="1"/>
+    <w:lsdException w:name="index 7" w:semiHidden="1" w:unhideWhenUsed="1"/>
+    <w:lsdException w:name="index 8" w:semiHidden="1" w:unhideWhenUsed="1"/>
+    <w:lsdException w:name="index 9" w:semiHidden="1" w:unhideWhenUsed="1"/>
+    <w:lsdException w:name="toc 1" w:semiHidden="1" w:unhideWhenUsed="1"/>
+    <w:lsdException w:name="toc 2" w:semiHidden="1" w:unhideWhenUsed="1"/>
+    <w:lsdException w:name="toc 3" w:semiHidden="1" w:unhideWhenUsed="1"/>
+    <w:lsdException w:name="toc 4" w:semiHidden="1" w:unhideWhenUsed="1"/>
+    <w:lsdException w:name="toc 5" w:semiHidden="1" w:unhideWhenUsed="1"/>
+    <w:lsdException w:name="toc 6" w:semiHidden="1" w:unhideWhenUsed="1"/>
+    <w:lsdException w:name="toc 7" w:semiHidden="1" w:unhideWhenUsed="1"/>
+    <w:lsdException w:name="toc 8" w:semiHidden="1" w:unhideWhenUsed="1"/>
+    <w:lsdException w:name="toc 9" w:semiHidden="1" w:unhideWhenUsed="1"/>
+    <w:lsdException w:name="Normal Indent" w:semiHidden="1" w:unhideWhenUsed="1"/>
+    <w:lsdException w:name="footnote text" w:semiHidden="1" w:unhideWhenUsed="1"/>
+    <w:lsdException w:name="annotation text" w:semiHidden="1" w:unhideWhenUsed="1"/>
+    <w:lsdException w:name="header" w:semiHidden="1" w:unhideWhenUsed="1"/>
+    <w:lsdException w:name="footer" w:semiHidden="1" w:unhideWhenUsed="1"/>
+    <w:lsdException w:name="index heading" w:semiHidden="1" w:unhideWhenUsed="1"/>
+    <w:lsdException w:name="caption" w:semiHidden="1" w:unhideWhenUsed="1"/>
+    <w:lsdException w:name="table of figures" w:semiHidden="1" w:unhideWhenUsed="1"/>
+    <w:lsdException w:name="envelope address" w:semiHidden="1" w:unhideWhenUsed="1"/>
+    <w:lsdException w:name="envelope return" w:semiHidden="1" w:unhideWhenUsed="1"/>
+    <w:lsdException w:name="footnote reference" w:semiHidden="1" w:unhideWhenUsed="1"/>
+    <w:lsdException w:name="annotation reference" w:semiHidden="1" w:unhideWhenUsed="1"/>
+    <w:lsdException w:name="line number" w:semiHidden="1" w:unhideWhenUsed="1"/>
+    <w:lsdException w:name="page number" w:semiHidden="1" w:unhideWhenUsed="1"/>
+    <w:lsdException w:name="endnote reference" w:semiHidden="1" w:unhideWhenUsed="1"/>
+    <w:lsdException w:name="endnote text" w:semiHidden="1" w:unhideWhenUsed="1"/>
+    <w:lsdException w:name="table of authorities" w:semiHidden="1" w:unhideWhenUsed="1"/>
+    <w:lsdException w:name="macro" w:semiHidden="1" w:unhideWhenUsed="1"/>
+    <w:lsdException w:name="toa heading" w:semiHidden="1" w:unhideWhenUsed="1"/>
+    <w:lsdException w:name="List" w:semiHidden="1" w:unhideWhenUsed="1"/>
+    <w:lsdException w:name="List Bullet" w:semiHidden="1" w:unhideWhenUsed="1"/>
+    <w:lsdException w:name="List Number" w:semiHidden="1" w:unhideWhenUsed="1"/>
+    <w:lsdException w:name="List 2" w:semiHidden="1" w:unhideWhenUsed="1"/>
+    <w:lsdException w:name="List 3" w:semiHidden="1" w:unhideWhenUsed="1"/>
+    <w:lsdException w:name="List 4" w:semiHidden="1" w:unhideWhenUsed="1"/>
+    <w:lsdException w:name="List Bullet 2" w:semiHidden="1" w:unhideWhenUsed="1"/>
+    <w:lsdException w:name="List Bullet 3" w:semiHidden="1" w:unhideWhenUsed="1"/>
+    <w:lsdException w:name="List Number 2" w:semiHidden="1" w:unhideWhenUsed="1"/>
+    <w:lsdException w:name="List Number 3" w:semiHidden="1" w:unhideWhenUsed="1"/>
+    <w:lsdException w:name="List Number 4" w:semiHidden="1" w:unhideWhenUsed="1"/>
+    <w:lsdException w:name="List Number 5" w:semiHidden="1" w:unhideWhenUsed="1"/>
+    <w:lsdException w:name="Closing" w:semiHidden="1" w:unhideWhenUsed="1"/>
+    <w:lsdException w:name="Signature" w:semiHidden="1" w:unhideWhenUsed="1"/>
+    <w:lsdException w:name="Default Paragraph Font" w:semiHidden="1" w:unhideWhenUsed="1"/>
+    <w:lsdException w:name="Body Text" w:semiHidden="1" w:unhideWhenUsed="1"/>
+    <w:lsdException w:name="Body Text Indent" w:semiHidden="1" w:unhideWhenUsed="1"/>
+    <w:lsdException w:name="List Continue" w:semiHidden="1" w:unhideWhenUsed="1"/>
+    <w:lsdException w:name="List Continue 2" w:semiHidden="1" w:unhideWhenUsed="1"/>
+    <w:lsdException w:name="List Continue 3" w:semiHidden="1" w:unhideWhenUsed="1"/>
+    <w:lsdException w:name="List Continue 4" w:semiHidden="1" w:unhideWhenUsed="1"/>
+    <w:lsdException w:name="List Continue 5" w:semiHidden="1" w:unhideWhenUsed="1"/>
+    <w:lsdException w:name="Message Header" w:semiHidden="1" w:unhideWhenUsed="1"/>
+    <w:lsdException w:name="Salutation" w:semiHidden="1" w:unhideWhenUsed="1"/>
+    <w:lsdException w:name="Date" w:semiHidden="1" w:unhideWhenUsed="1"/>
+    <w:lsdException w:name="Body Text First Indent" w:semiHidden="1" w:unhideWhenUsed="1"/>
+    <w:lsdException w:name="Body Text Indent 2" w:semiHidden="1" w:unhideWhenUsed="1"/>
+    <w:lsdException w:name="Body Text Indent 3" w:semiHidden="1" w:unhideWhenUsed="1"/>
+    <w:lsdException w:name="Block Text" w:semiHidden="1" w:unhideWhenUsed="1"/>
+    <w:lsdException w:name="Hyperlink" w:semiHidden="1" w:unhideWhenUsed="1"/>
+    <w:lsdException w:name="FollowedHyperlink" w:semiHidden="1" w:unhideWhenUsed="1"/>
+    <w:lsdException w:name="Document Map" w:semiHidden="1" w:unhideWhenUsed="1"/>
+    <w:lsdException w:name="Plain Text" w:semiHidden="1" w:unhideWhenUsed="1"/>
+    <w:lsdException w:name="E-mail Signature" w:semiHidden="1" w:unhideWhenUsed="1"/>
+    <w:lsdException w:name="HTML Top of Form" w:semiHidden="1" w:unhideWhenUsed="1"/>
+    <w:lsdException w:name="HTML Bottom of Form" w:semiHidden="1" w:unhideWhenUsed="1"/>
+    <w:lsdException w:name="Normal (Web)" w:semiHidden="1" w:unhideWhenUsed="1"/>
+    <w:lsdException w:name="HTML Acronym" w:semiHidden="1" w:unhideWhenUsed="1"/>
+    <w:lsdException w:name="HTML Address" w:semiHidden="1" w:unhideWhenUsed="1"/>
+    <w:lsdException w:name="HTML Cite" w:semiHidden="1" w:unhideWhenUsed="1"/>
+    <w:lsdException w:name="HTML Code" w:semiHidden="1" w:unhideWhenUsed="1"/>
+    <w:lsdException w:name="HTML Definition" w:semiHidden="1" w:unhideWhenUsed="1"/>
+    <w:lsdException w:name="HTML Keyboard" w:semiHidden="1" w:unhideWhenUsed="1"/>
+    <w:lsdException w:name="HTML Preformatted" w:semiHidden="1" w:unhideWhenUsed="1"/>
+    <w:lsdException w:name="HTML Sample" w:semiHidden="1" w:unhideWhenUsed="1"/>
+    <w:lsdException w:name="HTML Typewriter" w:semiHidden="1" w:unhideWhenUsed="1"/>
+    <w:lsdException w:name="HTML Variable" w:semiHidden="1" w:unhideWhenUsed="1"/>
+    <w:lsdException w:name="Normal Table" w:semiHidden="1" w:unhideWhenUsed="1"/>
+    <w:lsdException w:name="annotation subject" w:semiHidden="1" w:unhideWhenUsed="1"/>
+    <w:lsdException w:name="No List" w:semiHidden="1" w:unhideWhenUsed="1"/>
+    <w:lsdException w:name="Outline List 1" w:semiHidden="1" w:unhideWhenUsed="1"/>
+    <w:lsdException w:name="Outline List 2" w:semiHidden="1" w:unhideWhenUsed="1"/>
+    <w:lsdException w:name="Outline List 3" w:semiHidden="1" w:unhideWhenUsed="1"/>
+    <w:lsdException w:name="Table Simple 1" w:semiHidden="1" w:unhideWhenUsed="1"/>
+    <w:lsdException w:name="Table Simple 2" w:semiHidden="1" w:unhideWhenUsed="1"/>
+    <w:lsdException w:name="Table Simple 3" w:semiHidden="1" w:unhideWhenUsed="1"/>
+    <w:lsdException w:name="Table Classic 1" w:semiHidden="1" w:unhideWhenUsed="1"/>
+    <w:lsdException w:name="Table Classic 2" w:semiHidden="1" w:unhideWhenUsed="1"/>
+    <w:lsdException w:name="Table Classic 3" w:semiHidden="1" w:unhideWhenUsed="1"/>
+    <w:lsdException w:name="Table Classic 4" w:semiHidden="1" w:unhideWhenUsed="1"/>
+    <w:lsdException w:name="Table Colorful 1" w:semiHidden="1" w:unhideWhenUsed="1"/>
+    <w:lsdException w:name="Table Colorful 2" w:semiHidden="1" w:unhideWhenUsed="1"/>
+    <w:lsdException w:name="Table Colorful 3" w:semiHidden="1" w:unhideWhenUsed="1"/>
+    <w:lsdException w:name="Table Columns 1" w:semiHidden="1" w:unhideWhenUsed="1"/>
+    <w:lsdException w:name="Table Columns 2" w:semiHidden="1" w:unhideWhenUsed="1"/>
+    <w:lsdException w:name="Table Columns 3" w:semiHidden="1" w:unhideWhenUsed="1"/>
+    <w:lsdException w:name="Table Columns 4" w:semiHidden="1" w:unhideWhenUsed="1"/>
+    <w:lsdException w:name="Table Columns 5" w:semiHidden="1" w:unhideWhenUsed="1"/>
+    <w:lsdException w:name="Table Grid 1" w:semiHidden="1" w:unhideWhenUsed="1"/>
+    <w:lsdException w:name="Table Grid 2" w:semiHidden="1" w:unhideWhenUsed="1"/>
+    <w:lsdException w:name="Table Grid 3" w:semiHidden="1" w:unhideWhenUsed="1"/>
+    <w:lsdException w:name="Table Grid 4" w:semiHidden="1" w:unhideWhenUsed="1"/>
+    <w:lsdException w:name="Table Grid 5" w:semiHidden="1" w:unhideWhenUsed="1"/>
+    <w:lsdException w:name="Table Grid 6" w:semiHidden="1" w:unhideWhenUsed="1"/>
+    <w:lsdException w:name="Table Grid 7" w:semiHidden="1" w:unhideWhenUsed="1"/>
+    <w:lsdException w:name="Table Grid 8" w:semiHidden="1" w:unhideWhenUsed="1"/>
+    <w:lsdException w:name="Table List 1" w:semiHidden="1" w:unhideWhenUsed="1"/>
+    <w:lsdException w:name="Table List 2" w:semiHidden="1" w:unhideWhenUsed="1"/>
+    <w:lsdException w:name="Table List 3" w:semiHidden="1" w:unhideWhenUsed="1"/>
+    <w:lsdException w:name="Table List 4" w:semiHidden="1" w:unhideWhenUsed="1"/>
+    <w:lsdException w:name="Table List 5" w:semiHidden="1" w:unhideWhenUsed="1"/>
+    <w:lsdException w:name="Table List 6" w:semiHidden="1" w:unhideWhenUsed="1"/>
+    <w:lsdException w:name="Table List 7" w:semiHidden="1" w:unhideWhenUsed="1"/>
+    <w:lsdException w:name="Table List 8" w:semiHidden="1" w:unhideWhenUsed="1"/>
+    <w:lsdException w:name="Table 3D effects 1" w:semiHidden="1" w:unhideWhenUsed="1"/>
+    <w:lsdException w:name="Table 3D effects 2" w:semiHidden="1" w:unhideWhenUsed="1"/>
+    <w:lsdException w:name="Table 3D effects 3" w:semiHidden="1" w:unhideWhenUsed="1"/>
+    <w:lsdException w:name="Table Contemporary" w:semiHidden="1" w:unhideWhenUsed="1"/>
+    <w:lsdException w:name="Table Elegant" w:semiHidden="1" w:unhideWhenUsed="1"/>
+    <w:lsdException w:name="Table Professional" w:semiHidden="1" w:unhideWhenUsed="1"/>
+    <w:lsdException w:name="Table Subtle 1" w:semiHidden="1" w:unhideWhenUsed="1"/>
+    <w:lsdException w:name="Table Subtle 2" w:semiHidden="1" w:unhideWhenUsed="1"/>
+    <w:lsdException w:name="Table Web 1" w:semiHidden="1" w:unhideWhenUsed="1"/>
+    <w:lsdException w:name="Table Web 2" w:semiHidden="1" w:unhideWhenUsed="1"/>
+    <w:lsdException w:name="Table Web 3" w:semiHidden="1" w:unhideWhenUsed="1"/>
+    <w:lsdException w:name="Balloon Text" w:semiHidden="1" w:unhideWhenUsed="1"/>
+    <w:lsdException w:name="Table Theme" w:semiHidden="1" w:unhideWhenUsed="1"/>
+    <w:lsdException w:name="Placeholder Text" w:semiHidden="1"/>
+    <w:lsdException w:name="Light Shading"/>
+    <w:lsdException w:name="Light List"/>
+    <w:lsdException w:name="Light Grid"/>
+    <w:lsdException w:name="Medium Shading 1"/>
+    <w:lsdException w:name="Medium Shading 2"/>
+    <w:lsdException w:name="Medium List 1"/>
+    <w:lsdException w:name="Medium List 2"/>
+    <w:lsdException w:name="Medium Grid 1"/>
+    <w:lsdException w:name="Medium Grid 2"/>
+    <w:lsdException w:name="Medium Grid 3"/>
+    <w:lsdException w:name="Dark List"/>
+    <w:lsdException w:name="Colorful Shading"/>
+    <w:lsdException w:name="Colorful List"/>
+    <w:lsdException w:name="Colorful Grid"/>
+    <w:lsdException w:name="Light Shading Accent 1"/>
+    <w:lsdException w:name="Light List Accent 1"/>
+    <w:lsdException w:name="Light Grid Accent 1"/>
+    <w:lsdException w:name="Medium Shading 1 Accent 1"/>
+    <w:lsdException w:name="Medium Shading 2 Accent 1"/>
+    <w:lsdException w:name="Medium List 1 Accent 1"/>
+    <w:lsdException w:name="Revision" w:semiHidden="1"/>
+    <w:lsdException w:name="Medium List 2 Accent 1"/>
+    <w:lsdException w:name="Medium Grid 1 Accent 1"/>
+    <w:lsdException w:name="Medium Grid 2 Accent 1"/>
+    <w:lsdException w:name="Medium Grid 3 Accent 1"/>
+    <w:lsdException w:name="Dark List Accent 1"/>
+    <w:lsdException w:name="Colorful Shading Accent 1"/>
+    <w:lsdException w:name="Colorful List Accent 1"/>
+    <w:lsdException w:name="Colorful Grid Accent 1"/>
+    <w:lsdException w:name="Light Shading Accent 2"/>
+    <w:lsdException w:name="Light List Accent 2"/>
+    <w:lsdException w:name="Light Grid Accent 2"/>
+    <w:lsdException w:name="Medium Shading 1 Accent 2"/>
+    <w:lsdException w:name="Medium Shading 2 Accent 2"/>
+    <w:lsdException w:name="Medium List 1 Accent 2"/>
+    <w:lsdException w:name="Medium List 2 Accent 2"/>
+    <w:lsdException w:name="Medium Grid 1 Accent 2"/>
+    <w:lsdException w:name="Medium Grid 2 Accent 2"/>
+    <w:lsdException w:name="Medium Grid 3 Accent 2"/>
+    <w:lsdException w:name="Dark List Accent 2"/>
+    <w:lsdException w:name="Colorful Shading Accent 2"/>
+    <w:lsdException w:name="Colorful List Accent 2"/>
+    <w:lsdException w:name="Colorful Grid Accent 2"/>
+    <w:lsdException w:name="Light Shading Accent 3"/>
+    <w:lsdException w:name="Light List Accent 3"/>
+    <w:lsdException w:name="Light Grid Accent 3"/>
+    <w:lsdException w:name="Medium Shading 1 Accent 3"/>
+    <w:lsdException w:name="Medium Shading 2 Accent 3"/>
+    <w:lsdException w:name="Medium List 1 Accent 3"/>
+    <w:lsdException w:name="Medium List 2 Accent 3"/>
+    <w:lsdException w:name="Medium Grid 1 Accent 3"/>
+    <w:lsdException w:name="Medium Grid 2 Accent 3"/>
+    <w:lsdException w:name="Medium Grid 3 Accent 3"/>
+    <w:lsdException w:name="Dark List Accent 3"/>
+    <w:lsdException w:name="Colorful Shading Accent 3"/>
+    <w:lsdException w:name="Colorful List Accent 3"/>
+    <w:lsdException w:name="Colorful Grid Accent 3"/>
+    <w:lsdException w:name="Light Shading Accent 4"/>
+    <w:lsdException w:name="Light List Accent 4"/>
+    <w:lsdException w:name="Light Grid Accent 4"/>
+    <w:lsdException w:name="Medium Shading 1 Accent 4"/>
+    <w:lsdException w:name="Medium Shading 2 Accent 4"/>
+    <w:lsdException w:name="Medium List 1 Accent 4"/>
+    <w:lsdException w:name="Medium List 2 Accent 4"/>
+    <w:lsdException w:name="Medium Grid 1 Accent 4"/>
+    <w:lsdException w:name="Medium Grid 2 Accent 4"/>
+    <w:lsdException w:name="Medium Grid 3 Accent 4"/>
+    <w:lsdException w:name="Dark List Accent 4"/>
+    <w:lsdException w:name="Colorful Shading Accent 4"/>
+    <w:lsdException w:name="Colorful List Accent 4"/>
+    <w:lsdException w:name="Colorful Grid Accent 4"/>
+    <w:lsdException w:name="Light Shading Accent 5"/>
+    <w:lsdException w:name="Light List Accent 5"/>
+    <w:lsdException w:name="Light Grid Accent 5"/>
+    <w:lsdException w:name="Medium Shading 1 Accent 5"/>
+    <w:lsdException w:name="Medium Shading 2 Accent 5"/>
+    <w:lsdException w:name="Medium List 1 Accent 5"/>
+    <w:lsdException w:name="Medium List 2 Accent 5"/>
+    <w:lsdException w:name="Medium Grid 1 Accent 5"/>
+    <w:lsdException w:name="Medium Grid 2 Accent 5"/>
+    <w:lsdException w:name="Medium Grid 3 Accent 5"/>
+    <w:lsdException w:name="Dark List Accent 5"/>
+    <w:lsdException w:name="Colorful Shading Accent 5"/>
+    <w:lsdException w:name="Colorful List Accent 5"/>
+    <w:lsdException w:name="Colorful Grid Accent 5"/>
+    <w:lsdException w:name="Light Shading Accent 6"/>
+    <w:lsdException w:name="Light List Accent 6"/>
+    <w:lsdException w:name="Light Grid Accent 6"/>
+    <w:lsdException w:name="Medium Shading 1 Accent 6"/>
+    <w:lsdException w:name="Medium Shading 2 Accent 6"/>
+    <w:lsdException w:name="Medium List 1 Accent 6"/>
+    <w:lsdException w:name="Medium List 2 Accent 6"/>
+    <w:lsdException w:name="Medium Grid 1 Accent 6"/>
+    <w:lsdException w:name="Medium Grid 2 Accent 6"/>
+    <w:lsdException w:name="Medium Grid 3 Accent 6"/>
+    <w:lsdException w:name="Dark List Accent 6"/>
+    <w:lsdException w:name="Colorful Shading Accent 6"/>
+    <w:lsdException w:name="Colorful List Accent 6"/>
+    <w:lsdException w:name="Colorful Grid Accent 6"/>
+    <w:lsdException w:name="Bibliography" w:semiHidden="1" w:unhideWhenUsed="1"/>
+    <w:lsdException w:name="TOC Heading" w:semiHidden="1" w:unhideWhenUsed="1"/>
+    <w:lsdException w:name="Grid Table 4" w:uiPriority="49"/>
+    <w:lsdException w:name="Grid Table 5 Dark" w:uiPriority="50"/>
+    <w:lsdException w:name="Grid Table 6 Colorful" w:uiPriority="51"/>
+    <w:lsdException w:name="Grid Table 7 Colorful" w:uiPriority="52"/>
+    <w:lsdException w:name="Grid Table 1 Light Accent 1" w:uiPriority="46"/>
+    <w:lsdException w:name="Grid Table 2 Accent 1" w:uiPriority="47"/>
+    <w:lsdException w:name="Grid Table 3 Accent 1" w:uiPriority="48"/>
+    <w:lsdException w:name="Grid Table 4 Accent 1" w:uiPriority="49"/>
+    <w:lsdException w:name="Grid Table 5 Dark Accent 1" w:uiPriority="50"/>
+    <w:lsdException w:name="Grid Table 6 Colorful Accent 1" w:uiPriority="51"/>
+    <w:lsdException w:name="Grid Table 7 Colorful Accent 1" w:uiPriority="52"/>
+    <w:lsdException w:name="Grid Table 1 Light Accent 2" w:uiPriority="46"/>
+    <w:lsdException w:name="Grid Table 2 Accent 2" w:uiPriority="47"/>
+    <w:lsdException w:name="Grid Table 3 Accent 2" w:uiPriority="48"/>
+    <w:lsdException w:name="Grid Table 4 Accent 2" w:uiPriority="49"/>
+    <w:lsdException w:name="Grid Table 5 Dark Accent 2" w:uiPriority="50"/>
+    <w:lsdException w:name="Grid Table 6 Colorful Accent 2" w:uiPriority="51"/>
+    <w:lsdException w:name="Grid Table 7 Colorful Accent 2" w:uiPriority="52"/>
+    <w:lsdException w:name="Grid Table 1 Light Accent 3" w:uiPriority="46"/>
+    <w:lsdException w:name="Grid Table 2 Accent 3" w:uiPriority="47"/>
+    <w:lsdException w:name="Grid Table 3 Accent 3" w:uiPriority="48"/>
+    <w:lsdException w:name="Grid Table 4 Accent 3" w:uiPriority="49"/>
+    <w:lsdException w:name="Grid Table 5 Dark Accent 3" w:uiPriority="50"/>
+    <w:lsdException w:name="Grid Table 6 Colorful Accent 3" w:uiPriority="51"/>
+    <w:lsdException w:name="Grid Table 7 Colorful Accent 3" w:uiPriority="52"/>
+    <w:lsdException w:name="Grid Table 1 Light Accent 4" w:uiPriority="46"/>
+    <w:lsdException w:name="Grid Table 2 Accent 4" w:uiPriority="47"/>
+    <w:lsdException w:name="Grid Table 3 Accent 4" w:uiPriority="48"/>
+    <w:lsdException w:name="Grid Table 4 Accent 4" w:uiPriority="49"/>
+    <w:lsdException w:name="Grid Table 5 Dark Accent 4" w:uiPriority="50"/>
+    <w:lsdException w:name="Grid Table 6 Colorful Accent 4" w:uiPriority="51"/>
+    <w:lsdException w:name="Grid Table 7 Colorful Accent 4" w:uiPriority="52"/>
+    <w:lsdException w:name="Grid Table 1 Light Accent 5" w:uiPriority="46"/>
+    <w:lsdException w:name="Grid Table 2 Accent 5" w:uiPriority="47"/>
+    <w:lsdException w:name="Grid Table 3 Accent 5" w:uiPriority="48"/>
+    <w:lsdException w:name="Grid Table 4 Accent 5" w:uiPriority="49"/>
+    <w:lsdException w:name="Grid Table 5 Dark Accent 5" w:uiPriority="50"/>
+    <w:lsdException w:name="Grid Table 6 Colorful Accent 5" w:uiPriority="51"/>
+    <w:lsdException w:name="Grid Table 7 Colorful Accent 5" w:uiPriority="52"/>
+    <w:lsdException w:name="Grid Table 1 Light Accent 6" w:uiPriority="46"/>
+    <w:lsdException w:name="Grid Table 2 Accent 6" w:uiPriority="47"/>
+    <w:lsdException w:name="Grid Table 3 Accent 6" w:uiPriority="48"/>
+    <w:lsdException w:name="Grid Table 4 Accent 6" w:uiPriority="49"/>
+    <w:lsdException w:name="Grid Table 5 Dark Accent 6" w:uiPriority="50"/>
+    <w:lsdException w:name="Grid Table 6 Colorful Accent 6" w:uiPriority="51"/>
+    <w:lsdException w:name="Grid Table 7 Colorful Accent 6" w:uiPriority="52"/>
+    <w:lsdException w:name="List Table 1 Light" w:uiPriority="46"/>
+    <w:lsdException w:name="List Table 2" w:uiPriority="47"/>
+    <w:lsdException w:name="List Table 3" w:uiPriority="48"/>
+    <w:lsdException w:name="List Table 4" w:uiPriority="49"/>
+    <w:lsdException w:name="List Table 5 Dark" w:uiPriority="50"/>
+    <w:lsdException w:name="List Table 6 Colorful" w:uiPriority="51"/>
+    <w:lsdException w:name="List Table 7 Colorful" w:uiPriority="52"/>
+    <w:lsdException w:name="List Table 1 Light Accent 1" w:uiPriority="46"/>
+    <w:lsdException w:name="List Table 2 Accent 1" w:uiPriority="47"/>
+    <w:lsdException w:name="List Table 3 Accent 1" w:uiPriority="48"/>
+    <w:lsdException w:name="List Table 4 Accent 1" w:uiPriority="49"/>
+    <w:lsdException w:name="List Table 5 Dark Accent 1" w:uiPriority="50"/>
+    <w:lsdException w:name="List Table 6 Colorful Accent 1" w:uiPriority="51"/>
+    <w:lsdException w:name="List Table 7 Colorful Accent 1" w:uiPriority="52"/>
+    <w:lsdException w:name="List Table 1 Light Accent 2" w:uiPriority="46"/>
+    <w:lsdException w:name="List Table 2 Accent 2" w:uiPriority="47"/>
+    <w:lsdException w:name="List Table 3 Accent 2" w:uiPriority="48"/>
+    <w:lsdException w:name="List Table 4 Accent 2" w:uiPriority="49"/>
+    <w:lsdException w:name="List Table 5 Dark Accent 2" w:uiPriority="50"/>
+    <w:lsdException w:name="List Table 6 Colorful Accent 2" w:uiPriority="51"/>
+    <w:lsdException w:name="List Table 7 Colorful Accent 2" w:uiPriority="52"/>
+    <w:lsdException w:name="List Table 1 Light Accent 3" w:uiPriority="46"/>
+    <w:lsdException w:name="List Table 2 Accent 3" w:uiPriority="47"/>
+    <w:lsdException w:name="List Table 3 Accent 3" w:uiPriority="48"/>
+    <w:lsdException w:name="List Table 4 Accent 3" w:uiPriority="49"/>
+    <w:lsdException w:name="List Table 5 Dark Accent 3" w:uiPriority="50"/>
+    <w:lsdException w:name="List Table 6 Colorful Accent 3" w:uiPriority="51"/>
+    <w:lsdException w:name="List Table 7 Colorful Accent 3" w:uiPriority="52"/>
+    <w:lsdException w:name="List Table 1 Light Accent 4" w:uiPriority="46"/>
+    <w:lsdException w:name="List Table 2 Accent 4" w:uiPriority="47"/>
+    <w:lsdException w:name="List Table 3 Accent 4" w:uiPriority="48"/>
+    <w:lsdException w:name="List Table 4 Accent 4" w:uiPriority="49"/>
+    <w:lsdException w:name="List Table 5 Dark Accent 4" w:uiPriority="50"/>
+    <w:lsdException w:name="List Table 6 Colorful Accent 4" w:uiPriority="51"/>
+    <w:lsdException w:name="List Table 7 Colorful Accent 4" w:uiPriority="52"/>
+    <w:lsdException w:name="List Table 1 Light Accent 5" w:uiPriority="46"/>
+    <w:lsdException w:name="List Table 2 Accent 5" w:uiPriority="47"/>
+    <w:lsdException w:name="List Table 3 Accent 5" w:uiPriority="48"/>
+    <w:lsdException w:name="List Table 4 Accent 5" w:uiPriority="49"/>
+    <w:lsdException w:name="List Table 5 Dark Accent 5" w:uiPriority="50"/>
+    <w:lsdException w:name="List Table 6 Colorful Accent 5" w:uiPriority="51"/>
+    <w:lsdException w:name="List Table 7 Colorful Accent 5" w:uiPriority="52"/>
+    <w:lsdException w:name="List Table 1 Light Accent 6" w:uiPriority="46"/>
+    <w:lsdException w:name="List Table 2 Accent 6" w:uiPriority="47"/>
+    <w:lsdException w:name="List Table 3 Accent 6" w:uiPriority="48"/>
+    <w:lsdException w:name="List Table 4 Accent 6" w:uiPriority="49"/>
+    <w:lsdException w:name="List Table 5 Dark Accent 6" w:uiPriority="50"/>
+    <w:lsdException w:name="List Table 6 Colorful Accent 6" w:uiPriority="51"/>
+    <w:lsdException w:name="List Table 7 Colorful Accent 6" w:uiPriority="52"/>
+    <w:lsdException w:name="Mention" w:semiHidden="1" w:uiPriority="99" w:unhideWhenUsed="1"/>
+    <w:lsdException w:name="Smart Hyperlink" w:semiHidden="1" w:uiPriority="99" w:unhideWhenUsed="1"/>
+    <w:lsdException w:name="Hashtag" w:semiHidden="1" w:uiPriority="99" w:unhideWhenUsed="1"/>
+    <w:lsdException w:name="Unresolved Mention" w:semiHidden="1" w:uiPriority="99" w:unhideWhenUsed="1"/>
+    <w:lsdException w:name="Smart Link" w:semiHidden="1" w:uiPriority="99" w:unhideWhenUsed="1"/>
+  </w:latentStyles>
+  <w:style w:type="paragraph" w:default="1" w:styleId="Normal">
     <w:name w:val="Normal"/>
     <w:qFormat/>
   </w:style>
-  <w:style w:styleId="BodyText" w:type="paragraph">
+  <w:style w:type="paragraph" w:styleId="Heading1">
+    <w:name w:val="heading 1"/>
+    <w:basedOn w:val="Normal"/>
+    <w:next w:val="BodyText"/>
+    <w:uiPriority w:val="9"/>
+    <w:qFormat/>
+    <w:pPr>
+      <w:keepNext/>
+      <w:keepLines/>
+      <w:spacing w:before="480" w:after="0"/>
+      <w:outlineLvl w:val="0"/>
+    </w:pPr>
+    <w:rPr>
+      <w:rFonts w:asciiTheme="majorHAnsi" w:eastAsiaTheme="majorEastAsia" w:hAnsiTheme="majorHAnsi" w:cstheme="majorBidi"/>
+      <w:b/>
+      <w:bCs/>
+      <w:color w:val="4F81BD" w:themeColor="accent1"/>
+      <w:sz w:val="32"/>
+      <w:szCs w:val="32"/>
+    </w:rPr>
+  </w:style>
+  <w:style w:type="paragraph" w:styleId="Heading2">
+    <w:name w:val="heading 2"/>
+    <w:basedOn w:val="Normal"/>
+    <w:next w:val="BodyText"/>
+    <w:uiPriority w:val="9"/>
+    <w:unhideWhenUsed/>
+    <w:qFormat/>
+    <w:pPr>
+      <w:keepNext/>
+      <w:keepLines/>
+      <w:spacing w:before="200" w:after="0"/>
+      <w:outlineLvl w:val="1"/>
+    </w:pPr>
+    <w:rPr>
+      <w:rFonts w:asciiTheme="majorHAnsi" w:eastAsiaTheme="majorEastAsia" w:hAnsiTheme="majorHAnsi" w:cstheme="majorBidi"/>
+      <w:b/>
+      <w:bCs/>
+      <w:color w:val="4F81BD" w:themeColor="accent1"/>
+      <w:sz w:val="28"/>
+      <w:szCs w:val="28"/>
+    </w:rPr>
+  </w:style>
+  <w:style w:type="paragraph" w:styleId="Heading3">
+    <w:name w:val="heading 3"/>
+    <w:basedOn w:val="Normal"/>
+    <w:next w:val="BodyText"/>
+    <w:uiPriority w:val="9"/>
+    <w:unhideWhenUsed/>
+    <w:qFormat/>
+    <w:pPr>
+      <w:keepNext/>
+      <w:keepLines/>
+      <w:spacing w:before="200" w:after="0"/>
+      <w:outlineLvl w:val="2"/>
+    </w:pPr>
+    <w:rPr>
+      <w:rFonts w:asciiTheme="majorHAnsi" w:eastAsiaTheme="majorEastAsia" w:hAnsiTheme="majorHAnsi" w:cstheme="majorBidi"/>
+      <w:b/>
+      <w:bCs/>
+      <w:color w:val="4F81BD" w:themeColor="accent1"/>
+    </w:rPr>
+  </w:style>
+  <w:style w:type="paragraph" w:styleId="Heading4">
+    <w:name w:val="heading 4"/>
+    <w:basedOn w:val="Normal"/>
+    <w:next w:val="BodyText"/>
+    <w:uiPriority w:val="9"/>
+    <w:unhideWhenUsed/>
+    <w:qFormat/>
+    <w:pPr>
+      <w:keepNext/>
+      <w:keepLines/>
+      <w:spacing w:before="200" w:after="0"/>
+      <w:outlineLvl w:val="3"/>
+    </w:pPr>
+    <w:rPr>
+      <w:rFonts w:asciiTheme="majorHAnsi" w:eastAsiaTheme="majorEastAsia" w:hAnsiTheme="majorHAnsi" w:cstheme="majorBidi"/>
+      <w:bCs/>
+      <w:i/>
+      <w:color w:val="4F81BD" w:themeColor="accent1"/>
+    </w:rPr>
+  </w:style>
+  <w:style w:type="paragraph" w:styleId="Heading5">
+    <w:name w:val="heading 5"/>
+    <w:basedOn w:val="Normal"/>
+    <w:next w:val="BodyText"/>
+    <w:uiPriority w:val="9"/>
+    <w:unhideWhenUsed/>
+    <w:qFormat/>
+    <w:pPr>
+      <w:keepNext/>
+      <w:keepLines/>
+      <w:spacing w:before="200" w:after="0"/>
+      <w:outlineLvl w:val="4"/>
+    </w:pPr>
+    <w:rPr>
+      <w:rFonts w:asciiTheme="majorHAnsi" w:eastAsiaTheme="majorEastAsia" w:hAnsiTheme="majorHAnsi" w:cstheme="majorBidi"/>
+      <w:iCs/>
+      <w:color w:val="4F81BD" w:themeColor="accent1"/>
+    </w:rPr>
+  </w:style>
+  <w:style w:type="paragraph" w:styleId="Heading6">
+    <w:name w:val="heading 6"/>
+    <w:basedOn w:val="Normal"/>
+    <w:next w:val="BodyText"/>
+    <w:uiPriority w:val="9"/>
+    <w:unhideWhenUsed/>
+    <w:qFormat/>
+    <w:pPr>
+      <w:keepNext/>
+      <w:keepLines/>
+      <w:spacing w:before="200" w:after="0"/>
+      <w:outlineLvl w:val="5"/>
+    </w:pPr>
+    <w:rPr>
+      <w:rFonts w:asciiTheme="majorHAnsi" w:eastAsiaTheme="majorEastAsia" w:hAnsiTheme="majorHAnsi" w:cstheme="majorBidi"/>
+      <w:color w:val="4F81BD" w:themeColor="accent1"/>
+    </w:rPr>
+  </w:style>
+  <w:style w:type="paragraph" w:styleId="Heading7">
+    <w:name w:val="heading 7"/>
+    <w:basedOn w:val="Normal"/>
+    <w:next w:val="BodyText"/>
+    <w:uiPriority w:val="9"/>
+    <w:unhideWhenUsed/>
+    <w:qFormat/>
+    <w:pPr>
+      <w:keepNext/>
+      <w:keepLines/>
+      <w:spacing w:before="200" w:after="0"/>
+      <w:outlineLvl w:val="6"/>
+    </w:pPr>
+    <w:rPr>
+      <w:rFonts w:asciiTheme="majorHAnsi" w:eastAsiaTheme="majorEastAsia" w:hAnsiTheme="majorHAnsi" w:cstheme="majorBidi"/>
+      <w:color w:val="4F81BD" w:themeColor="accent1"/>
+    </w:rPr>
+  </w:style>
+  <w:style w:type="paragraph" w:styleId="Heading8">
+    <w:name w:val="heading 8"/>
+    <w:basedOn w:val="Normal"/>
+    <w:next w:val="BodyText"/>
+    <w:uiPriority w:val="9"/>
+    <w:unhideWhenUsed/>
+    <w:qFormat/>
+    <w:pPr>
+      <w:keepNext/>
+      <w:keepLines/>
+      <w:spacing w:before="200" w:after="0"/>
+      <w:outlineLvl w:val="7"/>
+    </w:pPr>
+    <w:rPr>
+      <w:rFonts w:asciiTheme="majorHAnsi" w:eastAsiaTheme="majorEastAsia" w:hAnsiTheme="majorHAnsi" w:cstheme="majorBidi"/>
+      <w:color w:val="4F81BD" w:themeColor="accent1"/>
+    </w:rPr>
+  </w:style>
+  <w:style w:type="paragraph" w:styleId="Heading9">
+    <w:name w:val="heading 9"/>
+    <w:basedOn w:val="Normal"/>
+    <w:next w:val="BodyText"/>
+    <w:uiPriority w:val="9"/>
+    <w:unhideWhenUsed/>
+    <w:qFormat/>
+    <w:pPr>
+      <w:keepNext/>
+      <w:keepLines/>
+      <w:spacing w:before="200" w:after="0"/>
+      <w:outlineLvl w:val="8"/>
+    </w:pPr>
+    <w:rPr>
+      <w:rFonts w:asciiTheme="majorHAnsi" w:eastAsiaTheme="majorEastAsia" w:hAnsiTheme="majorHAnsi" w:cstheme="majorBidi"/>
+      <w:color w:val="4F81BD" w:themeColor="accent1"/>
+    </w:rPr>
+  </w:style>
+  <w:style w:type="character" w:default="1" w:styleId="DefaultParagraphFont">
+    <w:name w:val="Default Paragraph Font"/>
+    <w:uiPriority w:val="1"/>
+    <w:semiHidden/>
+    <w:unhideWhenUsed/>
+  </w:style>
+  <w:style w:type="table" w:default="1" w:styleId="TableNormal">
+    <w:name w:val="Normal Table"/>
+    <w:uiPriority w:val="99"/>
+    <w:semiHidden/>
+    <w:unhideWhenUsed/>
+    <w:tblPr>
+      <w:tblInd w:w="0" w:type="dxa"/>
+      <w:tblCellMar>
+        <w:top w:w="0" w:type="dxa"/>
+        <w:left w:w="108" w:type="dxa"/>
+        <w:bottom w:w="0" w:type="dxa"/>
+        <w:right w:w="108" w:type="dxa"/>
+      </w:tblCellMar>
+    </w:tblPr>
+  </w:style>
+  <w:style w:type="numbering" w:default="1" w:styleId="NoList">
+    <w:name w:val="No List"/>
+    <w:uiPriority w:val="99"/>
+    <w:semiHidden/>
+    <w:unhideWhenUsed/>
+  </w:style>
+  <w:style w:type="paragraph" w:styleId="BodyText">
     <w:name w:val="Body Text"/>
     <w:basedOn w:val="Normal"/>
-    <w:link w:val="BodyTextChar"/>
+    <w:qFormat/>
     <w:pPr>
-      <w:spacing w:after="180" w:before="180"/>
+      <w:spacing w:before="180" w:after="180"/>
     </w:pPr>
-    <w:qFormat/>
-  </w:style>
-  <w:style w:customStyle="1" w:styleId="FirstParagraph" w:type="paragraph">
+  </w:style>
+  <w:style w:type="paragraph" w:customStyle="1" w:styleId="FirstParagraph">
     <w:name w:val="First Paragraph"/>
     <w:basedOn w:val="BodyText"/>
     <w:next w:val="BodyText"/>
     <w:qFormat/>
   </w:style>
-  <w:style w:customStyle="1" w:styleId="Compact" w:type="paragraph">
+  <w:style w:type="paragraph" w:customStyle="1" w:styleId="Compact">
     <w:name w:val="Compact"/>
     <w:basedOn w:val="BodyText"/>
     <w:qFormat/>
     <w:pPr>
-      <w:spacing w:after="36" w:before="36"/>
+      <w:spacing w:before="36" w:after="36"/>
     </w:pPr>
   </w:style>
-  <w:style w:styleId="Title" w:type="paragraph">
+  <w:style w:type="paragraph" w:styleId="Title">
     <w:name w:val="Title"/>
     <w:basedOn w:val="Normal"/>
     <w:next w:val="BodyText"/>
@@ -1066,35 +1532,32 @@
     <w:pPr>
       <w:keepNext/>
       <w:keepLines/>
-      <w:spacing w:after="240" w:before="480"/>
+      <w:spacing w:before="480" w:after="240"/>
       <w:jc w:val="center"/>
     </w:pPr>
     <w:rPr>
-      <w:rFonts w:asciiTheme="majorHAnsi" w:cstheme="majorBidi" w:eastAsiaTheme="majorEastAsia" w:hAnsiTheme="majorHAnsi"/>
+      <w:rFonts w:asciiTheme="majorHAnsi" w:eastAsiaTheme="majorEastAsia" w:hAnsiTheme="majorHAnsi" w:cstheme="majorBidi"/>
       <w:b/>
       <w:bCs/>
-      <w:color w:themeColor="accent1" w:themeShade="B5" w:val="345A8A"/>
+      <w:color w:val="345A8A" w:themeColor="accent1" w:themeShade="B5"/>
       <w:sz w:val="36"/>
       <w:szCs w:val="36"/>
     </w:rPr>
   </w:style>
-  <w:style w:styleId="Subtitle" w:type="paragraph">
+  <w:style w:type="paragraph" w:styleId="Subtitle">
     <w:name w:val="Subtitle"/>
     <w:basedOn w:val="Title"/>
     <w:next w:val="BodyText"/>
     <w:qFormat/>
     <w:pPr>
-      <w:keepNext/>
-      <w:keepLines/>
-      <w:spacing w:after="240" w:before="240"/>
-      <w:jc w:val="center"/>
+      <w:spacing w:before="240"/>
     </w:pPr>
     <w:rPr>
       <w:sz w:val="30"/>
       <w:szCs w:val="30"/>
     </w:rPr>
   </w:style>
-  <w:style w:customStyle="1" w:styleId="Author" w:type="paragraph">
+  <w:style w:type="paragraph" w:customStyle="1" w:styleId="Author">
     <w:name w:val="Author"/>
     <w:next w:val="BodyText"/>
     <w:qFormat/>
@@ -1104,7 +1567,7 @@
       <w:jc w:val="center"/>
     </w:pPr>
   </w:style>
-  <w:style w:styleId="Date" w:type="paragraph">
+  <w:style w:type="paragraph" w:styleId="Date">
     <w:name w:val="Date"/>
     <w:next w:val="BodyText"/>
     <w:qFormat/>
@@ -1114,7 +1577,7 @@
       <w:jc w:val="center"/>
     </w:pPr>
   </w:style>
-  <w:style w:customStyle="1" w:styleId="Abstract" w:type="paragraph">
+  <w:style w:type="paragraph" w:customStyle="1" w:styleId="Abstract">
     <w:name w:val="Abstract"/>
     <w:basedOn w:val="Normal"/>
     <w:next w:val="BodyText"/>
@@ -1122,210 +1585,19 @@
     <w:pPr>
       <w:keepNext/>
       <w:keepLines/>
-      <w:spacing w:after="300" w:before="300"/>
+      <w:spacing w:before="300" w:after="300"/>
     </w:pPr>
     <w:rPr>
       <w:sz w:val="20"/>
       <w:szCs w:val="20"/>
     </w:rPr>
   </w:style>
-  <w:style w:styleId="Bibliography" w:type="paragraph">
+  <w:style w:type="paragraph" w:styleId="Bibliography">
     <w:name w:val="Bibliography"/>
     <w:basedOn w:val="Normal"/>
-    <w:next w:val="Bibliography"/>
     <w:qFormat/>
-    <w:pPr/>
-    <w:rPr/>
-  </w:style>
-  <w:style w:styleId="Heading1" w:type="paragraph">
-    <w:name w:val="Heading 1"/>
-    <w:basedOn w:val="Normal"/>
-    <w:next w:val="BodyText"/>
-    <w:uiPriority w:val="9"/>
-    <w:qFormat/>
-    <w:pPr>
-      <w:keepNext/>
-      <w:keepLines/>
-      <w:spacing w:after="0" w:before="480"/>
-      <w:outlineLvl w:val="0"/>
-    </w:pPr>
-    <w:rPr>
-      <w:rFonts w:asciiTheme="majorHAnsi" w:cstheme="majorBidi" w:eastAsiaTheme="majorEastAsia" w:hAnsiTheme="majorHAnsi"/>
-      <w:b/>
-      <w:bCs/>
-      <w:color w:themeColor="accent1" w:val="4F81BD"/>
-      <w:sz w:val="32"/>
-      <w:szCs w:val="32"/>
-    </w:rPr>
-  </w:style>
-  <w:style w:styleId="Heading2" w:type="paragraph">
-    <w:name w:val="Heading 2"/>
-    <w:basedOn w:val="Normal"/>
-    <w:next w:val="BodyText"/>
-    <w:uiPriority w:val="9"/>
-    <w:unhideWhenUsed/>
-    <w:qFormat/>
-    <w:pPr>
-      <w:keepNext/>
-      <w:keepLines/>
-      <w:spacing w:after="0" w:before="200"/>
-      <w:outlineLvl w:val="1"/>
-    </w:pPr>
-    <w:rPr>
-      <w:rFonts w:asciiTheme="majorHAnsi" w:cstheme="majorBidi" w:eastAsiaTheme="majorEastAsia" w:hAnsiTheme="majorHAnsi"/>
-      <w:b/>
-      <w:bCs/>
-      <w:color w:themeColor="accent1" w:val="4F81BD"/>
-      <w:sz w:val="28"/>
-      <w:szCs w:val="28"/>
-    </w:rPr>
-  </w:style>
-  <w:style w:styleId="Heading3" w:type="paragraph">
-    <w:name w:val="Heading 3"/>
-    <w:basedOn w:val="Normal"/>
-    <w:next w:val="BodyText"/>
-    <w:uiPriority w:val="9"/>
-    <w:unhideWhenUsed/>
-    <w:qFormat/>
-    <w:pPr>
-      <w:keepNext/>
-      <w:keepLines/>
-      <w:spacing w:after="0" w:before="200"/>
-      <w:outlineLvl w:val="2"/>
-    </w:pPr>
-    <w:rPr>
-      <w:rFonts w:asciiTheme="majorHAnsi" w:cstheme="majorBidi" w:eastAsiaTheme="majorEastAsia" w:hAnsiTheme="majorHAnsi"/>
-      <w:b/>
-      <w:bCs/>
-      <w:color w:themeColor="accent1" w:val="4F81BD"/>
-      <w:sz w:val="24"/>
-      <w:szCs w:val="24"/>
-    </w:rPr>
-  </w:style>
-  <w:style w:styleId="Heading4" w:type="paragraph">
-    <w:name w:val="Heading 4"/>
-    <w:basedOn w:val="Normal"/>
-    <w:next w:val="BodyText"/>
-    <w:uiPriority w:val="9"/>
-    <w:unhideWhenUsed/>
-    <w:qFormat/>
-    <w:pPr>
-      <w:keepNext/>
-      <w:keepLines/>
-      <w:spacing w:after="0" w:before="200"/>
-      <w:outlineLvl w:val="3"/>
-    </w:pPr>
-    <w:rPr>
-      <w:rFonts w:asciiTheme="majorHAnsi" w:cstheme="majorBidi" w:eastAsiaTheme="majorEastAsia" w:hAnsiTheme="majorHAnsi"/>
-      <w:i/>
-      <w:bCs/>
-      <w:color w:themeColor="accent1" w:val="4F81BD"/>
-      <w:sz w:val="24"/>
-      <w:szCs w:val="24"/>
-    </w:rPr>
-  </w:style>
-  <w:style w:styleId="Heading5" w:type="paragraph">
-    <w:name w:val="Heading 5"/>
-    <w:basedOn w:val="Normal"/>
-    <w:next w:val="BodyText"/>
-    <w:uiPriority w:val="9"/>
-    <w:unhideWhenUsed/>
-    <w:qFormat/>
-    <w:pPr>
-      <w:keepNext/>
-      <w:keepLines/>
-      <w:spacing w:after="0" w:before="200"/>
-      <w:outlineLvl w:val="4"/>
-    </w:pPr>
-    <w:rPr>
-      <w:rFonts w:asciiTheme="majorHAnsi" w:cstheme="majorBidi" w:eastAsiaTheme="majorEastAsia" w:hAnsiTheme="majorHAnsi"/>
-      <w:iCs/>
-      <w:color w:themeColor="accent1" w:val="4F81BD"/>
-      <w:sz w:val="24"/>
-      <w:szCs w:val="24"/>
-    </w:rPr>
-  </w:style>
-  <w:style w:styleId="Heading6" w:type="paragraph">
-    <w:name w:val="Heading 6"/>
-    <w:basedOn w:val="Normal"/>
-    <w:next w:val="BodyText"/>
-    <w:uiPriority w:val="9"/>
-    <w:unhideWhenUsed/>
-    <w:qFormat/>
-    <w:pPr>
-      <w:keepNext/>
-      <w:keepLines/>
-      <w:spacing w:after="0" w:before="200"/>
-      <w:outlineLvl w:val="5"/>
-    </w:pPr>
-    <w:rPr>
-      <w:rFonts w:asciiTheme="majorHAnsi" w:cstheme="majorBidi" w:eastAsiaTheme="majorEastAsia" w:hAnsiTheme="majorHAnsi"/>
-      <w:color w:themeColor="accent1" w:val="4F81BD"/>
-      <w:sz w:val="24"/>
-      <w:szCs w:val="24"/>
-    </w:rPr>
-  </w:style>
-  <w:style w:styleId="Heading7" w:type="paragraph">
-    <w:name w:val="Heading 7"/>
-    <w:basedOn w:val="Normal"/>
-    <w:next w:val="BodyText"/>
-    <w:uiPriority w:val="9"/>
-    <w:unhideWhenUsed/>
-    <w:qFormat/>
-    <w:pPr>
-      <w:keepNext/>
-      <w:keepLines/>
-      <w:spacing w:after="0" w:before="200"/>
-      <w:outlineLvl w:val="6"/>
-    </w:pPr>
-    <w:rPr>
-      <w:rFonts w:asciiTheme="majorHAnsi" w:cstheme="majorBidi" w:eastAsiaTheme="majorEastAsia" w:hAnsiTheme="majorHAnsi"/>
-      <w:color w:themeColor="accent1" w:val="4F81BD"/>
-      <w:sz w:val="24"/>
-      <w:szCs w:val="24"/>
-    </w:rPr>
-  </w:style>
-  <w:style w:styleId="Heading8" w:type="paragraph">
-    <w:name w:val="Heading 8"/>
-    <w:basedOn w:val="Normal"/>
-    <w:next w:val="BodyText"/>
-    <w:uiPriority w:val="9"/>
-    <w:unhideWhenUsed/>
-    <w:qFormat/>
-    <w:pPr>
-      <w:keepNext/>
-      <w:keepLines/>
-      <w:spacing w:after="0" w:before="200"/>
-      <w:outlineLvl w:val="7"/>
-    </w:pPr>
-    <w:rPr>
-      <w:rFonts w:asciiTheme="majorHAnsi" w:cstheme="majorBidi" w:eastAsiaTheme="majorEastAsia" w:hAnsiTheme="majorHAnsi"/>
-      <w:color w:themeColor="accent1" w:val="4F81BD"/>
-      <w:sz w:val="24"/>
-      <w:szCs w:val="24"/>
-    </w:rPr>
-  </w:style>
-  <w:style w:styleId="Heading9" w:type="paragraph">
-    <w:name w:val="Heading 9"/>
-    <w:basedOn w:val="Normal"/>
-    <w:next w:val="BodyText"/>
-    <w:uiPriority w:val="9"/>
-    <w:unhideWhenUsed/>
-    <w:qFormat/>
-    <w:pPr>
-      <w:keepNext/>
-      <w:keepLines/>
-      <w:spacing w:after="0" w:before="200"/>
-      <w:outlineLvl w:val="8"/>
-    </w:pPr>
-    <w:rPr>
-      <w:rFonts w:asciiTheme="majorHAnsi" w:cstheme="majorBidi" w:eastAsiaTheme="majorEastAsia" w:hAnsiTheme="majorHAnsi"/>
-      <w:color w:themeColor="accent1" w:val="4F81BD"/>
-      <w:sz w:val="24"/>
-      <w:szCs w:val="24"/>
-    </w:rPr>
-  </w:style>
-  <w:style w:styleId="BlockText" w:type="paragraph">
+  </w:style>
+  <w:style w:type="paragraph" w:styleId="BlockText">
     <w:name w:val="Block Text"/>
     <w:basedOn w:val="BodyText"/>
     <w:next w:val="BodyText"/>
@@ -1333,55 +1605,47 @@
     <w:unhideWhenUsed/>
     <w:qFormat/>
     <w:pPr>
-      <w:spacing w:after="100" w:before="100"/>
-      <w:ind w:firstLine="0" w:left="480" w:right="480"/>
+      <w:spacing w:before="100" w:after="100"/>
+      <w:ind w:left="480" w:right="480"/>
     </w:pPr>
   </w:style>
-  <w:style w:styleId="FootnoteText" w:type="paragraph">
-    <w:name w:val="Footnote Text"/>
+  <w:style w:type="paragraph" w:styleId="FootnoteText">
+    <w:name w:val="footnote text"/>
     <w:basedOn w:val="Normal"/>
-    <w:next w:val="FootnoteText"/>
     <w:uiPriority w:val="9"/>
     <w:unhideWhenUsed/>
     <w:qFormat/>
   </w:style>
-  <w:style w:default="1" w:styleId="DefaultParagraphFont" w:type="character">
-    <w:name w:val="Default Paragraph Font"/>
-    <w:semiHidden/>
-    <w:unhideWhenUsed/>
-  </w:style>
-  <w:style w:default="1" w:styleId="Table" w:type="table">
+  <w:style w:type="table" w:customStyle="1" w:styleId="Table">
     <w:name w:val="Table"/>
-    <w:basedOn w:val="TableNormal"/>
     <w:semiHidden/>
     <w:unhideWhenUsed/>
     <w:qFormat/>
     <w:tblPr>
-      <w:tblInd w:type="dxa" w:w="0"/>
+      <w:tblInd w:w="0" w:type="dxa"/>
       <w:tblCellMar>
-        <w:top w:type="dxa" w:w="0"/>
-        <w:left w:type="dxa" w:w="108"/>
-        <w:bottom w:type="dxa" w:w="0"/>
-        <w:right w:type="dxa" w:w="108"/>
+        <w:top w:w="0" w:type="dxa"/>
+        <w:left w:w="108" w:type="dxa"/>
+        <w:bottom w:w="0" w:type="dxa"/>
+        <w:right w:w="108" w:type="dxa"/>
       </w:tblCellMar>
     </w:tblPr>
     <w:tblStylePr w:type="firstRow">
       <w:tblPr>
         <w:jc w:val="left"/>
-        <w:tblInd w:type="dxa" w:w="0"/>
       </w:tblPr>
       <w:trPr>
         <w:jc w:val="left"/>
       </w:trPr>
       <w:tcPr>
+        <w:tcBorders>
+          <w:bottom w:val="single" w:sz="0" w:space="0" w:color="auto"/>
+        </w:tcBorders>
         <w:vAlign w:val="bottom"/>
-        <w:tcBorders>
-          <w:bottom w:val="single"/>
-        </w:tcBorders>
       </w:tcPr>
     </w:tblStylePr>
   </w:style>
-  <w:style w:customStyle="1" w:styleId="DefinitionTerm" w:type="paragraph">
+  <w:style w:type="paragraph" w:customStyle="1" w:styleId="DefinitionTerm">
     <w:name w:val="Definition Term"/>
     <w:basedOn w:val="Normal"/>
     <w:next w:val="Definition"/>
@@ -1394,75 +1658,76 @@
       <w:b/>
     </w:rPr>
   </w:style>
-  <w:style w:customStyle="1" w:styleId="Definition" w:type="paragraph">
+  <w:style w:type="paragraph" w:customStyle="1" w:styleId="Definition">
     <w:name w:val="Definition"/>
     <w:basedOn w:val="Normal"/>
   </w:style>
-  <w:style w:styleId="Caption" w:type="paragraph">
-    <w:name w:val="Caption"/>
+  <w:style w:type="paragraph" w:styleId="Caption">
+    <w:name w:val="caption"/>
     <w:basedOn w:val="Normal"/>
-    <w:link w:val="BodyTextChar"/>
+    <w:link w:val="CaptionChar"/>
     <w:pPr>
-      <w:spacing w:after="120" w:before="0"/>
+      <w:spacing w:after="120"/>
     </w:pPr>
     <w:rPr>
       <w:i/>
     </w:rPr>
   </w:style>
-  <w:style w:customStyle="1" w:styleId="TableCaption" w:type="paragraph">
+  <w:style w:type="paragraph" w:customStyle="1" w:styleId="TableCaption">
     <w:name w:val="Table Caption"/>
     <w:basedOn w:val="Caption"/>
     <w:pPr>
       <w:keepNext/>
     </w:pPr>
   </w:style>
-  <w:style w:customStyle="1" w:styleId="ImageCaption" w:type="paragraph">
+  <w:style w:type="paragraph" w:customStyle="1" w:styleId="ImageCaption">
     <w:name w:val="Image Caption"/>
     <w:basedOn w:val="Caption"/>
   </w:style>
-  <w:style w:customStyle="1" w:styleId="Figure" w:type="paragraph">
+  <w:style w:type="paragraph" w:customStyle="1" w:styleId="Figure">
     <w:name w:val="Figure"/>
     <w:basedOn w:val="Normal"/>
   </w:style>
-  <w:style w:customStyle="1" w:styleId="CaptionedFigure" w:type="paragraph">
+  <w:style w:type="paragraph" w:customStyle="1" w:styleId="CaptionedFigure">
     <w:name w:val="Captioned Figure"/>
     <w:basedOn w:val="Figure"/>
     <w:pPr>
       <w:keepNext/>
     </w:pPr>
   </w:style>
-  <w:style w:customStyle="1" w:styleId="BodyTextChar" w:type="character">
-    <w:name w:val="Body Text Char"/>
+  <w:style w:type="character" w:customStyle="1" w:styleId="CaptionChar">
+    <w:name w:val="Caption Char"/>
     <w:basedOn w:val="DefaultParagraphFont"/>
-    <w:link w:val="BodyText"/>
-  </w:style>
-  <w:style w:customStyle="1" w:styleId="VerbatimChar" w:type="character">
+    <w:link w:val="Caption"/>
+  </w:style>
+  <w:style w:type="character" w:customStyle="1" w:styleId="VerbatimChar">
     <w:name w:val="Verbatim Char"/>
-    <w:basedOn w:val="BodyTextChar"/>
-    <w:rPr>
-      <w:rFonts w:ascii="Consolas" w:hAnsi="Consolas"/>
-      <w:sz w:val="22"/>
-    </w:rPr>
-  </w:style>
-  <w:style w:customStyle="1" w:styleId="SectionNumber" w:type="character">
+    <w:basedOn w:val="CaptionChar"/>
+    <w:link w:val="SourceCode"/>
+    <w:rPr>
+      <w:rFonts w:ascii="Consolas" w:hAnsi="Consolas"/>
+      <w:sz w:val="22"/>
+    </w:rPr>
+  </w:style>
+  <w:style w:type="character" w:customStyle="1" w:styleId="SectionNumber">
     <w:name w:val="Section Number"/>
-    <w:basedOn w:val="BodyTextChar"/>
-  </w:style>
-  <w:style w:styleId="FootnoteReference" w:type="character">
-    <w:name w:val="Footnote Reference"/>
-    <w:basedOn w:val="BodyTextChar"/>
+    <w:basedOn w:val="CaptionChar"/>
+  </w:style>
+  <w:style w:type="character" w:styleId="FootnoteReference">
+    <w:name w:val="footnote reference"/>
+    <w:basedOn w:val="CaptionChar"/>
     <w:rPr>
       <w:vertAlign w:val="superscript"/>
     </w:rPr>
   </w:style>
-  <w:style w:styleId="Hyperlink" w:type="character">
+  <w:style w:type="character" w:styleId="Hyperlink">
     <w:name w:val="Hyperlink"/>
-    <w:basedOn w:val="BodyTextChar"/>
-    <w:rPr>
-      <w:color w:themeColor="accent1" w:val="4F81BD"/>
-    </w:rPr>
-  </w:style>
-  <w:style w:styleId="TOCHeading" w:type="paragraph">
+    <w:basedOn w:val="CaptionChar"/>
+    <w:rPr>
+      <w:color w:val="4F81BD" w:themeColor="accent1"/>
+    </w:rPr>
+  </w:style>
+  <w:style w:type="paragraph" w:styleId="TOCHeading">
     <w:name w:val="TOC Heading"/>
     <w:basedOn w:val="Heading1"/>
     <w:next w:val="BodyText"/>
@@ -1474,10 +1739,9 @@
       <w:outlineLvl w:val="9"/>
     </w:pPr>
     <w:rPr>
-      <w:rFonts w:asciiTheme="majorHAnsi" w:cstheme="majorBidi" w:eastAsiaTheme="majorEastAsia" w:hAnsiTheme="majorHAnsi"/>
       <w:b w:val="0"/>
       <w:bCs w:val="0"/>
-      <w:color w:themeColor="accent1" w:themeShade="BF" w:val="365F91"/>
+      <w:color w:val="365F91" w:themeColor="accent1" w:themeShade="BF"/>
     </w:rPr>
   </w:style>
   <w:style w:type="paragraph" w:customStyle="1" w:styleId="SourceCode">
@@ -1485,259 +1749,321 @@
     <w:basedOn w:val="Normal"/>
     <w:link w:val="VerbatimChar"/>
     <w:pPr>
-      <w:wordWrap w:val="off"/>
-      <w:shd w:val="clear" w:fill="f1f3f5"/>
+      <w:shd w:val="clear" w:color="auto" w:fill="F1F3F5"/>
+      <w:wordWrap w:val="0"/>
     </w:pPr>
   </w:style>
   <w:style w:type="character" w:customStyle="1" w:styleId="KeywordTok">
     <w:name w:val="KeywordTok"/>
     <w:basedOn w:val="VerbatimChar"/>
     <w:rPr>
-      <w:color w:val="003b4f"/>
-      <w:shd w:val="clear" w:fill="f1f3f5"/>
+      <w:rFonts w:ascii="Consolas" w:hAnsi="Consolas"/>
+      <w:color w:val="003B4F"/>
+      <w:sz w:val="22"/>
+      <w:shd w:val="clear" w:color="auto" w:fill="F1F3F5"/>
     </w:rPr>
   </w:style>
   <w:style w:type="character" w:customStyle="1" w:styleId="DataTypeTok">
     <w:name w:val="DataTypeTok"/>
     <w:basedOn w:val="VerbatimChar"/>
     <w:rPr>
-      <w:color w:val="ad0000"/>
-      <w:shd w:val="clear" w:fill="f1f3f5"/>
+      <w:rFonts w:ascii="Consolas" w:hAnsi="Consolas"/>
+      <w:color w:val="AD0000"/>
+      <w:sz w:val="22"/>
+      <w:shd w:val="clear" w:color="auto" w:fill="F1F3F5"/>
     </w:rPr>
   </w:style>
   <w:style w:type="character" w:customStyle="1" w:styleId="DecValTok">
     <w:name w:val="DecValTok"/>
     <w:basedOn w:val="VerbatimChar"/>
     <w:rPr>
-      <w:color w:val="ad0000"/>
-      <w:shd w:val="clear" w:fill="f1f3f5"/>
+      <w:rFonts w:ascii="Consolas" w:hAnsi="Consolas"/>
+      <w:color w:val="AD0000"/>
+      <w:sz w:val="22"/>
+      <w:shd w:val="clear" w:color="auto" w:fill="F1F3F5"/>
     </w:rPr>
   </w:style>
   <w:style w:type="character" w:customStyle="1" w:styleId="BaseNTok">
     <w:name w:val="BaseNTok"/>
     <w:basedOn w:val="VerbatimChar"/>
     <w:rPr>
-      <w:color w:val="ad0000"/>
-      <w:shd w:val="clear" w:fill="f1f3f5"/>
+      <w:rFonts w:ascii="Consolas" w:hAnsi="Consolas"/>
+      <w:color w:val="AD0000"/>
+      <w:sz w:val="22"/>
+      <w:shd w:val="clear" w:color="auto" w:fill="F1F3F5"/>
     </w:rPr>
   </w:style>
   <w:style w:type="character" w:customStyle="1" w:styleId="FloatTok">
     <w:name w:val="FloatTok"/>
     <w:basedOn w:val="VerbatimChar"/>
     <w:rPr>
-      <w:color w:val="ad0000"/>
-      <w:shd w:val="clear" w:fill="f1f3f5"/>
+      <w:rFonts w:ascii="Consolas" w:hAnsi="Consolas"/>
+      <w:color w:val="AD0000"/>
+      <w:sz w:val="22"/>
+      <w:shd w:val="clear" w:color="auto" w:fill="F1F3F5"/>
     </w:rPr>
   </w:style>
   <w:style w:type="character" w:customStyle="1" w:styleId="ConstantTok">
     <w:name w:val="ConstantTok"/>
     <w:basedOn w:val="VerbatimChar"/>
     <w:rPr>
-      <w:color w:val="8f5902"/>
-      <w:shd w:val="clear" w:fill="f1f3f5"/>
+      <w:rFonts w:ascii="Consolas" w:hAnsi="Consolas"/>
+      <w:color w:val="8F5902"/>
+      <w:sz w:val="22"/>
+      <w:shd w:val="clear" w:color="auto" w:fill="F1F3F5"/>
     </w:rPr>
   </w:style>
   <w:style w:type="character" w:customStyle="1" w:styleId="CharTok">
     <w:name w:val="CharTok"/>
     <w:basedOn w:val="VerbatimChar"/>
     <w:rPr>
-      <w:color w:val="20794d"/>
-      <w:shd w:val="clear" w:fill="f1f3f5"/>
+      <w:rFonts w:ascii="Consolas" w:hAnsi="Consolas"/>
+      <w:color w:val="20794D"/>
+      <w:sz w:val="22"/>
+      <w:shd w:val="clear" w:color="auto" w:fill="F1F3F5"/>
     </w:rPr>
   </w:style>
   <w:style w:type="character" w:customStyle="1" w:styleId="SpecialCharTok">
     <w:name w:val="SpecialCharTok"/>
     <w:basedOn w:val="VerbatimChar"/>
     <w:rPr>
-      <w:color w:val="5e5e5e"/>
-      <w:shd w:val="clear" w:fill="f1f3f5"/>
+      <w:rFonts w:ascii="Consolas" w:hAnsi="Consolas"/>
+      <w:color w:val="5E5E5E"/>
+      <w:sz w:val="22"/>
+      <w:shd w:val="clear" w:color="auto" w:fill="F1F3F5"/>
     </w:rPr>
   </w:style>
   <w:style w:type="character" w:customStyle="1" w:styleId="StringTok">
     <w:name w:val="StringTok"/>
     <w:basedOn w:val="VerbatimChar"/>
     <w:rPr>
-      <w:color w:val="20794d"/>
-      <w:shd w:val="clear" w:fill="f1f3f5"/>
+      <w:rFonts w:ascii="Consolas" w:hAnsi="Consolas"/>
+      <w:color w:val="20794D"/>
+      <w:sz w:val="22"/>
+      <w:shd w:val="clear" w:color="auto" w:fill="F1F3F5"/>
     </w:rPr>
   </w:style>
   <w:style w:type="character" w:customStyle="1" w:styleId="VerbatimStringTok">
     <w:name w:val="VerbatimStringTok"/>
     <w:basedOn w:val="VerbatimChar"/>
     <w:rPr>
-      <w:color w:val="20794d"/>
-      <w:shd w:val="clear" w:fill="f1f3f5"/>
+      <w:rFonts w:ascii="Consolas" w:hAnsi="Consolas"/>
+      <w:color w:val="20794D"/>
+      <w:sz w:val="22"/>
+      <w:shd w:val="clear" w:color="auto" w:fill="F1F3F5"/>
     </w:rPr>
   </w:style>
   <w:style w:type="character" w:customStyle="1" w:styleId="SpecialStringTok">
     <w:name w:val="SpecialStringTok"/>
     <w:basedOn w:val="VerbatimChar"/>
     <w:rPr>
-      <w:color w:val="20794d"/>
-      <w:shd w:val="clear" w:fill="f1f3f5"/>
+      <w:rFonts w:ascii="Consolas" w:hAnsi="Consolas"/>
+      <w:color w:val="20794D"/>
+      <w:sz w:val="22"/>
+      <w:shd w:val="clear" w:color="auto" w:fill="F1F3F5"/>
     </w:rPr>
   </w:style>
   <w:style w:type="character" w:customStyle="1" w:styleId="ImportTok">
     <w:name w:val="ImportTok"/>
     <w:basedOn w:val="VerbatimChar"/>
     <w:rPr>
-      <w:color w:val="00769e"/>
-      <w:shd w:val="clear" w:fill="f1f3f5"/>
+      <w:rFonts w:ascii="Consolas" w:hAnsi="Consolas"/>
+      <w:color w:val="00769E"/>
+      <w:sz w:val="22"/>
+      <w:shd w:val="clear" w:color="auto" w:fill="F1F3F5"/>
     </w:rPr>
   </w:style>
   <w:style w:type="character" w:customStyle="1" w:styleId="CommentTok">
     <w:name w:val="CommentTok"/>
     <w:basedOn w:val="VerbatimChar"/>
     <w:rPr>
-      <w:color w:val="5e5e5e"/>
-      <w:shd w:val="clear" w:fill="f1f3f5"/>
+      <w:rFonts w:ascii="Consolas" w:hAnsi="Consolas"/>
+      <w:color w:val="5E5E5E"/>
+      <w:sz w:val="22"/>
+      <w:shd w:val="clear" w:color="auto" w:fill="F1F3F5"/>
     </w:rPr>
   </w:style>
   <w:style w:type="character" w:customStyle="1" w:styleId="DocumentationTok">
     <w:name w:val="DocumentationTok"/>
     <w:basedOn w:val="VerbatimChar"/>
     <w:rPr>
-      <w:color w:val="5e5e5e"/>
-      <w:shd w:val="clear" w:fill="f1f3f5"/>
+      <w:rFonts w:ascii="Consolas" w:hAnsi="Consolas"/>
       <w:i/>
+      <w:color w:val="5E5E5E"/>
+      <w:sz w:val="22"/>
+      <w:shd w:val="clear" w:color="auto" w:fill="F1F3F5"/>
     </w:rPr>
   </w:style>
   <w:style w:type="character" w:customStyle="1" w:styleId="AnnotationTok">
     <w:name w:val="AnnotationTok"/>
     <w:basedOn w:val="VerbatimChar"/>
     <w:rPr>
-      <w:color w:val="5e5e5e"/>
-      <w:shd w:val="clear" w:fill="f1f3f5"/>
+      <w:rFonts w:ascii="Consolas" w:hAnsi="Consolas"/>
+      <w:color w:val="5E5E5E"/>
+      <w:sz w:val="22"/>
+      <w:shd w:val="clear" w:color="auto" w:fill="F1F3F5"/>
     </w:rPr>
   </w:style>
   <w:style w:type="character" w:customStyle="1" w:styleId="CommentVarTok">
     <w:name w:val="CommentVarTok"/>
     <w:basedOn w:val="VerbatimChar"/>
     <w:rPr>
-      <w:color w:val="5e5e5e"/>
-      <w:shd w:val="clear" w:fill="f1f3f5"/>
+      <w:rFonts w:ascii="Consolas" w:hAnsi="Consolas"/>
       <w:i/>
+      <w:color w:val="5E5E5E"/>
+      <w:sz w:val="22"/>
+      <w:shd w:val="clear" w:color="auto" w:fill="F1F3F5"/>
     </w:rPr>
   </w:style>
   <w:style w:type="character" w:customStyle="1" w:styleId="OtherTok">
     <w:name w:val="OtherTok"/>
     <w:basedOn w:val="VerbatimChar"/>
     <w:rPr>
-      <w:color w:val="003b4f"/>
-      <w:shd w:val="clear" w:fill="f1f3f5"/>
+      <w:rFonts w:ascii="Consolas" w:hAnsi="Consolas"/>
+      <w:color w:val="003B4F"/>
+      <w:sz w:val="22"/>
+      <w:shd w:val="clear" w:color="auto" w:fill="F1F3F5"/>
     </w:rPr>
   </w:style>
   <w:style w:type="character" w:customStyle="1" w:styleId="FunctionTok">
     <w:name w:val="FunctionTok"/>
     <w:basedOn w:val="VerbatimChar"/>
     <w:rPr>
-      <w:color w:val="4758ab"/>
-      <w:shd w:val="clear" w:fill="f1f3f5"/>
+      <w:rFonts w:ascii="Consolas" w:hAnsi="Consolas"/>
+      <w:color w:val="4758AB"/>
+      <w:sz w:val="22"/>
+      <w:shd w:val="clear" w:color="auto" w:fill="F1F3F5"/>
     </w:rPr>
   </w:style>
   <w:style w:type="character" w:customStyle="1" w:styleId="VariableTok">
     <w:name w:val="VariableTok"/>
     <w:basedOn w:val="VerbatimChar"/>
     <w:rPr>
+      <w:rFonts w:ascii="Consolas" w:hAnsi="Consolas"/>
       <w:color w:val="111111"/>
-      <w:shd w:val="clear" w:fill="f1f3f5"/>
+      <w:sz w:val="22"/>
+      <w:shd w:val="clear" w:color="auto" w:fill="F1F3F5"/>
     </w:rPr>
   </w:style>
   <w:style w:type="character" w:customStyle="1" w:styleId="ControlFlowTok">
     <w:name w:val="ControlFlowTok"/>
     <w:basedOn w:val="VerbatimChar"/>
     <w:rPr>
-      <w:color w:val="003b4f"/>
-      <w:shd w:val="clear" w:fill="f1f3f5"/>
+      <w:rFonts w:ascii="Consolas" w:hAnsi="Consolas"/>
+      <w:color w:val="003B4F"/>
+      <w:sz w:val="22"/>
+      <w:shd w:val="clear" w:color="auto" w:fill="F1F3F5"/>
     </w:rPr>
   </w:style>
   <w:style w:type="character" w:customStyle="1" w:styleId="OperatorTok">
     <w:name w:val="OperatorTok"/>
     <w:basedOn w:val="VerbatimChar"/>
     <w:rPr>
-      <w:color w:val="5e5e5e"/>
-      <w:shd w:val="clear" w:fill="f1f3f5"/>
+      <w:rFonts w:ascii="Consolas" w:hAnsi="Consolas"/>
+      <w:color w:val="5E5E5E"/>
+      <w:sz w:val="22"/>
+      <w:shd w:val="clear" w:color="auto" w:fill="F1F3F5"/>
     </w:rPr>
   </w:style>
   <w:style w:type="character" w:customStyle="1" w:styleId="BuiltInTok">
     <w:name w:val="BuiltInTok"/>
     <w:basedOn w:val="VerbatimChar"/>
     <w:rPr>
-      <w:color w:val="003b4f"/>
-      <w:shd w:val="clear" w:fill="f1f3f5"/>
+      <w:rFonts w:ascii="Consolas" w:hAnsi="Consolas"/>
+      <w:color w:val="003B4F"/>
+      <w:sz w:val="22"/>
+      <w:shd w:val="clear" w:color="auto" w:fill="F1F3F5"/>
     </w:rPr>
   </w:style>
   <w:style w:type="character" w:customStyle="1" w:styleId="ExtensionTok">
     <w:name w:val="ExtensionTok"/>
     <w:basedOn w:val="VerbatimChar"/>
     <w:rPr>
-      <w:color w:val="003b4f"/>
-      <w:shd w:val="clear" w:fill="f1f3f5"/>
+      <w:rFonts w:ascii="Consolas" w:hAnsi="Consolas"/>
+      <w:color w:val="003B4F"/>
+      <w:sz w:val="22"/>
+      <w:shd w:val="clear" w:color="auto" w:fill="F1F3F5"/>
     </w:rPr>
   </w:style>
   <w:style w:type="character" w:customStyle="1" w:styleId="PreprocessorTok">
     <w:name w:val="PreprocessorTok"/>
     <w:basedOn w:val="VerbatimChar"/>
     <w:rPr>
-      <w:color w:val="ad0000"/>
-      <w:shd w:val="clear" w:fill="f1f3f5"/>
+      <w:rFonts w:ascii="Consolas" w:hAnsi="Consolas"/>
+      <w:color w:val="AD0000"/>
+      <w:sz w:val="22"/>
+      <w:shd w:val="clear" w:color="auto" w:fill="F1F3F5"/>
     </w:rPr>
   </w:style>
   <w:style w:type="character" w:customStyle="1" w:styleId="AttributeTok">
     <w:name w:val="AttributeTok"/>
     <w:basedOn w:val="VerbatimChar"/>
     <w:rPr>
+      <w:rFonts w:ascii="Consolas" w:hAnsi="Consolas"/>
       <w:color w:val="657422"/>
-      <w:shd w:val="clear" w:fill="f1f3f5"/>
+      <w:sz w:val="22"/>
+      <w:shd w:val="clear" w:color="auto" w:fill="F1F3F5"/>
     </w:rPr>
   </w:style>
   <w:style w:type="character" w:customStyle="1" w:styleId="RegionMarkerTok">
     <w:name w:val="RegionMarkerTok"/>
     <w:basedOn w:val="VerbatimChar"/>
     <w:rPr>
-      <w:color w:val="003b4f"/>
-      <w:shd w:val="clear" w:fill="f1f3f5"/>
+      <w:rFonts w:ascii="Consolas" w:hAnsi="Consolas"/>
+      <w:color w:val="003B4F"/>
+      <w:sz w:val="22"/>
+      <w:shd w:val="clear" w:color="auto" w:fill="F1F3F5"/>
     </w:rPr>
   </w:style>
   <w:style w:type="character" w:customStyle="1" w:styleId="InformationTok">
     <w:name w:val="InformationTok"/>
     <w:basedOn w:val="VerbatimChar"/>
     <w:rPr>
-      <w:color w:val="5e5e5e"/>
-      <w:shd w:val="clear" w:fill="f1f3f5"/>
+      <w:rFonts w:ascii="Consolas" w:hAnsi="Consolas"/>
+      <w:color w:val="5E5E5E"/>
+      <w:sz w:val="22"/>
+      <w:shd w:val="clear" w:color="auto" w:fill="F1F3F5"/>
     </w:rPr>
   </w:style>
   <w:style w:type="character" w:customStyle="1" w:styleId="WarningTok">
     <w:name w:val="WarningTok"/>
     <w:basedOn w:val="VerbatimChar"/>
     <w:rPr>
-      <w:color w:val="5e5e5e"/>
-      <w:shd w:val="clear" w:fill="f1f3f5"/>
+      <w:rFonts w:ascii="Consolas" w:hAnsi="Consolas"/>
       <w:i/>
+      <w:color w:val="5E5E5E"/>
+      <w:sz w:val="22"/>
+      <w:shd w:val="clear" w:color="auto" w:fill="F1F3F5"/>
     </w:rPr>
   </w:style>
   <w:style w:type="character" w:customStyle="1" w:styleId="AlertTok">
     <w:name w:val="AlertTok"/>
     <w:basedOn w:val="VerbatimChar"/>
     <w:rPr>
-      <w:color w:val="ad0000"/>
-      <w:shd w:val="clear" w:fill="f1f3f5"/>
+      <w:rFonts w:ascii="Consolas" w:hAnsi="Consolas"/>
+      <w:color w:val="AD0000"/>
+      <w:sz w:val="22"/>
+      <w:shd w:val="clear" w:color="auto" w:fill="F1F3F5"/>
     </w:rPr>
   </w:style>
   <w:style w:type="character" w:customStyle="1" w:styleId="ErrorTok">
     <w:name w:val="ErrorTok"/>
     <w:basedOn w:val="VerbatimChar"/>
     <w:rPr>
-      <w:color w:val="ad0000"/>
-      <w:shd w:val="clear" w:fill="f1f3f5"/>
+      <w:rFonts w:ascii="Consolas" w:hAnsi="Consolas"/>
+      <w:color w:val="AD0000"/>
+      <w:sz w:val="22"/>
+      <w:shd w:val="clear" w:color="auto" w:fill="F1F3F5"/>
     </w:rPr>
   </w:style>
   <w:style w:type="character" w:customStyle="1" w:styleId="NormalTok">
     <w:name w:val="NormalTok"/>
     <w:basedOn w:val="VerbatimChar"/>
     <w:rPr>
-      <w:color w:val="003b4f"/>
-      <w:shd w:val="clear" w:fill="f1f3f5"/>
+      <w:rFonts w:ascii="Consolas" w:hAnsi="Consolas"/>
+      <w:color w:val="003B4F"/>
+      <w:sz w:val="22"/>
+      <w:shd w:val="clear" w:color="auto" w:fill="F1F3F5"/>
     </w:rPr>
   </w:style>
 </w:styles>
